--- a/src/main/resources/templates/NhapKho/phu-luc-hop-dong-thue-chap-hyndai.docx
+++ b/src/main/resources/templates/NhapKho/phu-luc-hop-dong-thue-chap-hyndai.docx
@@ -66,6 +66,7 @@
         <w:ind w:left="65" w:firstLine="0"/>
         <w:jc w:val="center"/>
       </w:pPr>
+      <w:proofErr w:type="gramStart"/>
       <w:r>
         <w:rPr>
           <w:b/>
@@ -78,7 +79,15 @@
           <w:b/>
           <w:color w:val="0000FF"/>
         </w:rPr>
-        <w:t>{{HDBD}}</w:t>
+        <w:t>{</w:t>
+      </w:r>
+      <w:proofErr w:type="gramEnd"/>
+      <w:r>
+        <w:rPr>
+          <w:b/>
+          <w:color w:val="0000FF"/>
+        </w:rPr>
+        <w:t>{HDBD}}</w:t>
       </w:r>
     </w:p>
     <w:p>
@@ -98,8 +107,16 @@
         <w:rPr>
           <w:sz w:val="24"/>
         </w:rPr>
-        <w:t>Căn cứ các văn bản pháp luật có liên quan;</w:t>
-      </w:r>
+        <w:t xml:space="preserve">Căn cứ các văn bản pháp luật có liên </w:t>
+      </w:r>
+      <w:proofErr w:type="gramStart"/>
+      <w:r>
+        <w:rPr>
+          <w:sz w:val="24"/>
+        </w:rPr>
+        <w:t>quan;</w:t>
+      </w:r>
+      <w:proofErr w:type="gramEnd"/>
     </w:p>
     <w:p>
       <w:pPr>
@@ -177,8 +194,16 @@
         <w:rPr>
           <w:sz w:val="24"/>
         </w:rPr>
-        <w:t>Chi nhánh Đồng Tháp và các văn bản sửa đổi bổ sung kèm theo (nếu có);</w:t>
-      </w:r>
+        <w:t>Chi nhánh Đồng Tháp và các văn bản sửa đổi bổ sung kèm theo (nếu có</w:t>
+      </w:r>
+      <w:proofErr w:type="gramStart"/>
+      <w:r>
+        <w:rPr>
+          <w:sz w:val="24"/>
+        </w:rPr>
+        <w:t>);</w:t>
+      </w:r>
+      <w:proofErr w:type="gramEnd"/>
     </w:p>
     <w:p>
       <w:pPr>
@@ -410,11 +435,19 @@
                 <w:sz w:val="24"/>
               </w:rPr>
             </w:pPr>
-            <w:r>
-              <w:rPr>
-                <w:sz w:val="24"/>
-              </w:rPr>
-              <w:t>0277.3766668  Fax: 0277.3878778</w:t>
+            <w:proofErr w:type="gramStart"/>
+            <w:r>
+              <w:rPr>
+                <w:sz w:val="24"/>
+              </w:rPr>
+              <w:t>0277.3766668  Fax</w:t>
+            </w:r>
+            <w:proofErr w:type="gramEnd"/>
+            <w:r>
+              <w:rPr>
+                <w:sz w:val="24"/>
+              </w:rPr>
+              <w:t>: 0277.3878778</w:t>
             </w:r>
           </w:p>
           <w:p>
@@ -689,13 +722,41 @@
         <w:rPr>
           <w:sz w:val="24"/>
         </w:rPr>
-        <w:t xml:space="preserve">                            .….</w:t>
-      </w:r>
-      <w:r>
-        <w:rPr>
-          <w:sz w:val="24"/>
-        </w:rPr>
-        <w:t>…………………………….., chức vụ: Phó Giám đốc</w:t>
+        <w:t xml:space="preserve">                          </w:t>
+      </w:r>
+      <w:proofErr w:type="gramStart"/>
+      <w:r>
+        <w:rPr>
+          <w:sz w:val="24"/>
+        </w:rPr>
+        <w:t xml:space="preserve">  .</w:t>
+      </w:r>
+      <w:proofErr w:type="gramEnd"/>
+      <w:r>
+        <w:rPr>
+          <w:sz w:val="24"/>
+        </w:rPr>
+        <w:t>….</w:t>
+      </w:r>
+      <w:r>
+        <w:rPr>
+          <w:sz w:val="24"/>
+        </w:rPr>
+        <w:t>…………………………</w:t>
+      </w:r>
+      <w:proofErr w:type="gramStart"/>
+      <w:r>
+        <w:rPr>
+          <w:sz w:val="24"/>
+        </w:rPr>
+        <w:t>…..</w:t>
+      </w:r>
+      <w:proofErr w:type="gramEnd"/>
+      <w:r>
+        <w:rPr>
+          <w:sz w:val="24"/>
+        </w:rPr>
+        <w:t>, chức vụ: Phó Giám đốc</w:t>
       </w:r>
     </w:p>
     <w:p>
@@ -873,8 +934,16 @@
         <w:rPr>
           <w:sz w:val="24"/>
         </w:rPr>
-        <w:t>1. Mô tả về tài sản thế chấp (BIDV đã nhận hồ sơ xe) là TS hình thành trong tương lai :</w:t>
-      </w:r>
+        <w:t xml:space="preserve">1. Mô tả về tài sản thế chấp (BIDV đã nhận hồ sơ xe) là TS hình thành trong tương </w:t>
+      </w:r>
+      <w:proofErr w:type="gramStart"/>
+      <w:r>
+        <w:rPr>
+          <w:sz w:val="24"/>
+        </w:rPr>
+        <w:t>lai :</w:t>
+      </w:r>
+      <w:proofErr w:type="gramEnd"/>
     </w:p>
     <w:tbl>
       <w:tblPr>
@@ -1372,7 +1441,6 @@
             <w:pPr>
               <w:spacing w:after="0" w:line="259" w:lineRule="auto"/>
               <w:ind w:left="0" w:firstLine="0"/>
-              <w:jc w:val="left"/>
               <w:rPr>
                 <w:sz w:val="24"/>
               </w:rPr>
@@ -3123,6 +3191,7 @@
   <w:style w:type="character" w:default="1" w:styleId="DefaultParagraphFont">
     <w:name w:val="Default Paragraph Font"/>
     <w:uiPriority w:val="1"/>
+    <w:semiHidden/>
     <w:unhideWhenUsed/>
   </w:style>
   <w:style w:type="table" w:default="1" w:styleId="TableNormal">

--- a/src/main/resources/templates/NhapKho/phu-luc-hop-dong-thue-chap-hyndai.docx
+++ b/src/main/resources/templates/NhapKho/phu-luc-hop-dong-thue-chap-hyndai.docx
@@ -45,19 +45,7 @@
         <w:rPr>
           <w:sz w:val="24"/>
         </w:rPr>
-        <w:t xml:space="preserve">{{HDBD}} </w:t>
-      </w:r>
-      <w:r>
-        <w:rPr>
-          <w:sz w:val="24"/>
-        </w:rPr>
-        <w:t xml:space="preserve">ngày </w:t>
-      </w:r>
-      <w:r>
-        <w:rPr>
-          <w:sz w:val="24"/>
-        </w:rPr>
-        <w:t>{{HDBD_DATE}}</w:t>
+        <w:t>{{HDBD}} ngày {{HDBD_DATE}}</w:t>
       </w:r>
     </w:p>
     <w:p>
@@ -66,7 +54,6 @@
         <w:ind w:left="65" w:firstLine="0"/>
         <w:jc w:val="center"/>
       </w:pPr>
-      <w:proofErr w:type="gramStart"/>
       <w:r>
         <w:rPr>
           <w:b/>
@@ -79,145 +66,138 @@
           <w:b/>
           <w:color w:val="0000FF"/>
         </w:rPr>
-        <w:t>{</w:t>
-      </w:r>
-      <w:proofErr w:type="gramEnd"/>
+        <w:t>{{HDBD}}</w:t>
+      </w:r>
       <w:r>
         <w:rPr>
           <w:b/>
           <w:color w:val="0000FF"/>
         </w:rPr>
-        <w:t>{HDBD}}</w:t>
+        <w:t xml:space="preserve"> ?</w:t>
       </w:r>
     </w:p>
     <w:p>
       <w:pPr>
         <w:spacing w:after="68"/>
         <w:rPr>
-          <w:sz w:val="24"/>
-        </w:rPr>
-      </w:pPr>
-      <w:r>
-        <w:rPr>
-          <w:sz w:val="24"/>
-        </w:rPr>
-        <w:t xml:space="preserve">- </w:t>
-      </w:r>
-      <w:r>
-        <w:rPr>
-          <w:sz w:val="24"/>
-        </w:rPr>
-        <w:t xml:space="preserve">Căn cứ các văn bản pháp luật có liên </w:t>
-      </w:r>
-      <w:proofErr w:type="gramStart"/>
-      <w:r>
-        <w:rPr>
-          <w:sz w:val="24"/>
-        </w:rPr>
-        <w:t>quan;</w:t>
-      </w:r>
-      <w:proofErr w:type="gramEnd"/>
-    </w:p>
-    <w:p>
-      <w:pPr>
-        <w:rPr>
-          <w:sz w:val="24"/>
-        </w:rPr>
-      </w:pPr>
-      <w:r>
-        <w:rPr>
-          <w:sz w:val="24"/>
-        </w:rPr>
-        <w:t xml:space="preserve">- </w:t>
-      </w:r>
-      <w:r>
-        <w:rPr>
-          <w:sz w:val="24"/>
-        </w:rPr>
-        <w:t xml:space="preserve">Căn cứ Hợp đồng thế chấp tài sản số </w:t>
-      </w:r>
-      <w:r>
-        <w:rPr>
-          <w:sz w:val="24"/>
+          <w:sz w:val="22"/>
+          <w:szCs w:val="22"/>
+        </w:rPr>
+      </w:pPr>
+      <w:r>
+        <w:rPr>
+          <w:sz w:val="22"/>
+          <w:szCs w:val="22"/>
+        </w:rPr>
+        <w:t>- Căn cứ các văn bản pháp luật có liên quan;</w:t>
+      </w:r>
+    </w:p>
+    <w:p>
+      <w:pPr>
+        <w:rPr>
+          <w:sz w:val="22"/>
+          <w:szCs w:val="22"/>
+        </w:rPr>
+      </w:pPr>
+      <w:r>
+        <w:rPr>
+          <w:sz w:val="22"/>
+          <w:szCs w:val="22"/>
+        </w:rPr>
+        <w:t>- Căn cứ Hợp đồng thế chấp tài sản số</w:t>
+      </w:r>
+      <w:r>
+        <w:rPr>
+          <w:sz w:val="22"/>
+          <w:szCs w:val="22"/>
         </w:rPr>
         <w:t xml:space="preserve">{{HDBD}} </w:t>
       </w:r>
       <w:r>
         <w:rPr>
-          <w:sz w:val="24"/>
-        </w:rPr>
-        <w:t xml:space="preserve">ngày </w:t>
-      </w:r>
-      <w:r>
-        <w:rPr>
-          <w:sz w:val="24"/>
+          <w:sz w:val="22"/>
+          <w:szCs w:val="22"/>
+        </w:rPr>
+        <w:t>ngày</w:t>
+      </w:r>
+      <w:r>
+        <w:rPr>
+          <w:sz w:val="22"/>
+          <w:szCs w:val="22"/>
+        </w:rPr>
+        <w:t xml:space="preserve"> </w:t>
+      </w:r>
+      <w:r>
+        <w:rPr>
+          <w:sz w:val="22"/>
+          <w:szCs w:val="22"/>
         </w:rPr>
         <w:t>{{HDBD_DATE}}</w:t>
       </w:r>
       <w:r>
         <w:rPr>
-          <w:sz w:val="24"/>
+          <w:sz w:val="22"/>
+          <w:szCs w:val="22"/>
         </w:rPr>
         <w:t xml:space="preserve"> được</w:t>
       </w:r>
       <w:r>
         <w:rPr>
-          <w:sz w:val="24"/>
+          <w:sz w:val="22"/>
+          <w:szCs w:val="22"/>
         </w:rPr>
         <w:t xml:space="preserve"> </w:t>
       </w:r>
       <w:r>
         <w:rPr>
-          <w:sz w:val="24"/>
+          <w:sz w:val="22"/>
+          <w:szCs w:val="22"/>
         </w:rPr>
         <w:t>ký giữa CÔNG TY CP TM XNK HUY TIẾN DŨNG với Ngân hàng TMCP Đầu tư và Phát</w:t>
       </w:r>
       <w:r>
         <w:rPr>
-          <w:sz w:val="24"/>
+          <w:sz w:val="22"/>
+          <w:szCs w:val="22"/>
         </w:rPr>
         <w:t xml:space="preserve"> </w:t>
       </w:r>
       <w:r>
         <w:rPr>
-          <w:sz w:val="24"/>
-        </w:rPr>
-        <w:t xml:space="preserve">triển Việt Nam </w:t>
-      </w:r>
-      <w:r>
-        <w:rPr>
-          <w:sz w:val="24"/>
-        </w:rPr>
-        <w:t xml:space="preserve">- </w:t>
-      </w:r>
-      <w:r>
-        <w:rPr>
-          <w:sz w:val="24"/>
-        </w:rPr>
-        <w:t>Chi nhánh Đồng Tháp và các văn bản sửa đổi bổ sung kèm theo (nếu có</w:t>
-      </w:r>
-      <w:proofErr w:type="gramStart"/>
-      <w:r>
-        <w:rPr>
-          <w:sz w:val="24"/>
-        </w:rPr>
-        <w:t>);</w:t>
-      </w:r>
-      <w:proofErr w:type="gramEnd"/>
-    </w:p>
-    <w:p>
-      <w:pPr>
-        <w:spacing w:after="0"/>
+          <w:sz w:val="22"/>
+          <w:szCs w:val="22"/>
+        </w:rPr>
+        <w:t>triển Việt Nam - Chi nhánh Đồng Tháp và các văn bản sửa đổi bổ sung kèm theo (nếu có);</w:t>
+      </w:r>
+    </w:p>
+    <w:p>
+      <w:pPr>
         <w:ind w:left="-5"/>
         <w:rPr>
-          <w:sz w:val="24"/>
-        </w:rPr>
-      </w:pPr>
-      <w:r>
-        <w:rPr>
-          <w:sz w:val="24"/>
-        </w:rPr>
-        <w:t>Hôm nay, ngày 01 tháng 09 năm 2026, tại Ngân hàng TMCP Đầu tư và Phát triển Việt Nam</w:t>
+          <w:sz w:val="22"/>
+          <w:szCs w:val="22"/>
+        </w:rPr>
+      </w:pPr>
+      <w:r>
+        <w:rPr>
+          <w:sz w:val="22"/>
+          <w:szCs w:val="22"/>
+        </w:rPr>
+        <w:t>Hôm nay, ngày</w:t>
+      </w:r>
+      <w:r>
+        <w:rPr>
+          <w:sz w:val="22"/>
+          <w:szCs w:val="22"/>
+        </w:rPr>
+        <w:t xml:space="preserve"> {{CURRENT_DATE_TITLE}}</w:t>
+      </w:r>
+      <w:r>
+        <w:rPr>
+          <w:sz w:val="22"/>
+          <w:szCs w:val="22"/>
+        </w:rPr>
+        <w:t>, tại Ngân hàng TMCP Đầu tư và Phát triển Việt Nam</w:t>
       </w:r>
     </w:p>
     <w:p>
@@ -225,20 +205,16 @@
         <w:spacing w:after="43"/>
         <w:ind w:left="-5"/>
         <w:rPr>
-          <w:sz w:val="24"/>
-        </w:rPr>
-      </w:pPr>
-      <w:r>
-        <w:rPr>
-          <w:sz w:val="24"/>
-        </w:rPr>
-        <w:t xml:space="preserve">- </w:t>
-      </w:r>
-      <w:r>
-        <w:rPr>
-          <w:sz w:val="24"/>
-        </w:rPr>
-        <w:t>Chi nhánh Đồng Tháp, chúng tôi gồm có:</w:t>
+          <w:sz w:val="22"/>
+          <w:szCs w:val="22"/>
+        </w:rPr>
+      </w:pPr>
+      <w:r>
+        <w:rPr>
+          <w:sz w:val="22"/>
+          <w:szCs w:val="22"/>
+        </w:rPr>
+        <w:t>- Chi nhánh Đồng Tháp, chúng tôi gồm có:</w:t>
       </w:r>
     </w:p>
     <w:tbl>
@@ -266,13 +242,15 @@
               <w:ind w:left="0" w:firstLine="0"/>
               <w:jc w:val="left"/>
               <w:rPr>
-                <w:sz w:val="24"/>
+                <w:sz w:val="22"/>
+                <w:szCs w:val="22"/>
               </w:rPr>
             </w:pPr>
             <w:r>
               <w:rPr>
                 <w:b/>
-                <w:sz w:val="24"/>
+                <w:sz w:val="22"/>
+                <w:szCs w:val="22"/>
               </w:rPr>
               <w:t>I. Bên thế chấp:</w:t>
             </w:r>
@@ -287,13 +265,15 @@
               <w:spacing w:after="0" w:line="259" w:lineRule="auto"/>
               <w:jc w:val="left"/>
               <w:rPr>
-                <w:sz w:val="24"/>
+                <w:sz w:val="22"/>
+                <w:szCs w:val="22"/>
               </w:rPr>
             </w:pPr>
             <w:r>
               <w:rPr>
                 <w:b/>
-                <w:sz w:val="24"/>
+                <w:sz w:val="22"/>
+                <w:szCs w:val="22"/>
               </w:rPr>
               <w:t>CÔNG TY CP TM XNK HUY TIẾN DŨNG</w:t>
             </w:r>
@@ -314,12 +294,14 @@
               <w:ind w:left="0" w:firstLine="0"/>
               <w:jc w:val="left"/>
               <w:rPr>
-                <w:sz w:val="24"/>
-              </w:rPr>
-            </w:pPr>
-            <w:r>
-              <w:rPr>
-                <w:sz w:val="24"/>
+                <w:sz w:val="22"/>
+                <w:szCs w:val="22"/>
+              </w:rPr>
+            </w:pPr>
+            <w:r>
+              <w:rPr>
+                <w:sz w:val="22"/>
+                <w:szCs w:val="22"/>
               </w:rPr>
               <w:t>Địa chỉ:</w:t>
             </w:r>
@@ -330,12 +312,14 @@
               <w:ind w:left="0" w:firstLine="0"/>
               <w:jc w:val="left"/>
               <w:rPr>
-                <w:sz w:val="24"/>
-              </w:rPr>
-            </w:pPr>
-            <w:r>
-              <w:rPr>
-                <w:sz w:val="24"/>
+                <w:sz w:val="22"/>
+                <w:szCs w:val="22"/>
+              </w:rPr>
+            </w:pPr>
+            <w:r>
+              <w:rPr>
+                <w:sz w:val="22"/>
+                <w:szCs w:val="22"/>
               </w:rPr>
               <w:t>Điện thoại:</w:t>
             </w:r>
@@ -346,12 +330,14 @@
               <w:ind w:left="0" w:firstLine="0"/>
               <w:jc w:val="left"/>
               <w:rPr>
-                <w:sz w:val="24"/>
-              </w:rPr>
-            </w:pPr>
-            <w:r>
-              <w:rPr>
-                <w:sz w:val="24"/>
+                <w:sz w:val="22"/>
+                <w:szCs w:val="22"/>
+              </w:rPr>
+            </w:pPr>
+            <w:r>
+              <w:rPr>
+                <w:sz w:val="22"/>
+                <w:szCs w:val="22"/>
               </w:rPr>
               <w:t>Đăng ký kinh doanh:</w:t>
             </w:r>
@@ -366,42 +352,49 @@
               <w:ind w:left="0" w:firstLine="0"/>
               <w:jc w:val="left"/>
               <w:rPr>
-                <w:sz w:val="24"/>
-              </w:rPr>
-            </w:pPr>
-            <w:r>
-              <w:rPr>
-                <w:sz w:val="24"/>
+                <w:sz w:val="22"/>
+                <w:szCs w:val="22"/>
+              </w:rPr>
+            </w:pPr>
+            <w:r>
+              <w:rPr>
+                <w:sz w:val="22"/>
+                <w:szCs w:val="22"/>
               </w:rPr>
               <w:t>Người</w:t>
             </w:r>
             <w:r>
               <w:rPr>
-                <w:sz w:val="24"/>
+                <w:sz w:val="22"/>
+                <w:szCs w:val="22"/>
               </w:rPr>
               <w:t xml:space="preserve"> </w:t>
             </w:r>
             <w:r>
               <w:rPr>
-                <w:sz w:val="24"/>
+                <w:sz w:val="22"/>
+                <w:szCs w:val="22"/>
               </w:rPr>
               <w:t>đại</w:t>
             </w:r>
             <w:r>
               <w:rPr>
-                <w:sz w:val="24"/>
+                <w:sz w:val="22"/>
+                <w:szCs w:val="22"/>
               </w:rPr>
               <w:tab/>
             </w:r>
             <w:r>
               <w:rPr>
-                <w:sz w:val="24"/>
+                <w:sz w:val="22"/>
+                <w:szCs w:val="22"/>
               </w:rPr>
               <w:t xml:space="preserve"> </w:t>
             </w:r>
             <w:r>
               <w:rPr>
-                <w:sz w:val="24"/>
+                <w:sz w:val="22"/>
+                <w:szCs w:val="22"/>
               </w:rPr>
               <w:t>diện:</w:t>
             </w:r>
@@ -416,12 +409,14 @@
               <w:spacing w:after="138" w:line="259" w:lineRule="auto"/>
               <w:ind w:left="0" w:firstLine="0"/>
               <w:rPr>
-                <w:sz w:val="24"/>
-              </w:rPr>
-            </w:pPr>
-            <w:r>
-              <w:rPr>
-                <w:sz w:val="24"/>
+                <w:sz w:val="22"/>
+                <w:szCs w:val="22"/>
+              </w:rPr>
+            </w:pPr>
+            <w:r>
+              <w:rPr>
+                <w:sz w:val="22"/>
+                <w:szCs w:val="22"/>
               </w:rPr>
               <w:t>Số 89 Đường Nguyễn Huệ, Phường Cao Lãnh, tỉnh Đồng Tháp</w:t>
             </w:r>
@@ -432,22 +427,16 @@
               <w:ind w:left="0" w:firstLine="0"/>
               <w:jc w:val="left"/>
               <w:rPr>
-                <w:sz w:val="24"/>
-              </w:rPr>
-            </w:pPr>
-            <w:proofErr w:type="gramStart"/>
-            <w:r>
-              <w:rPr>
-                <w:sz w:val="24"/>
-              </w:rPr>
-              <w:t>0277.3766668  Fax</w:t>
-            </w:r>
-            <w:proofErr w:type="gramEnd"/>
-            <w:r>
-              <w:rPr>
-                <w:sz w:val="24"/>
-              </w:rPr>
-              <w:t>: 0277.3878778</w:t>
+                <w:sz w:val="22"/>
+                <w:szCs w:val="22"/>
+              </w:rPr>
+            </w:pPr>
+            <w:r>
+              <w:rPr>
+                <w:sz w:val="22"/>
+                <w:szCs w:val="22"/>
+              </w:rPr>
+              <w:t>0277.3766668  Fax: 0277.3878778</w:t>
             </w:r>
           </w:p>
           <w:p>
@@ -456,12 +445,14 @@
               <w:ind w:left="0" w:firstLine="0"/>
               <w:jc w:val="left"/>
               <w:rPr>
-                <w:sz w:val="24"/>
-              </w:rPr>
-            </w:pPr>
-            <w:r>
-              <w:rPr>
-                <w:sz w:val="24"/>
+                <w:sz w:val="22"/>
+                <w:szCs w:val="22"/>
+              </w:rPr>
+            </w:pPr>
+            <w:r>
+              <w:rPr>
+                <w:sz w:val="22"/>
+                <w:szCs w:val="22"/>
               </w:rPr>
               <w:t>1402021121 do Sở KH&amp;ĐT Đồng Tháp cấp lần đầu ngày 14/05/2015, đăng ký thay đổi lần thứ 8 ngày 29/08/2025</w:t>
             </w:r>
@@ -472,12 +463,14 @@
               <w:ind w:left="0" w:firstLine="0"/>
               <w:jc w:val="left"/>
               <w:rPr>
-                <w:sz w:val="24"/>
-              </w:rPr>
-            </w:pPr>
-            <w:r>
-              <w:rPr>
-                <w:sz w:val="24"/>
+                <w:sz w:val="22"/>
+                <w:szCs w:val="22"/>
+              </w:rPr>
+            </w:pPr>
+            <w:r>
+              <w:rPr>
+                <w:sz w:val="22"/>
+                <w:szCs w:val="22"/>
               </w:rPr>
               <w:t>Phạm Bích Kiều, Chức vụ: Phó giám đốc</w:t>
             </w:r>
@@ -489,12 +482,14 @@
       <w:pPr>
         <w:ind w:left="-5"/>
         <w:rPr>
-          <w:sz w:val="24"/>
-        </w:rPr>
-      </w:pPr>
-      <w:r>
-        <w:rPr>
-          <w:sz w:val="24"/>
+          <w:sz w:val="22"/>
+          <w:szCs w:val="22"/>
+        </w:rPr>
+      </w:pPr>
+      <w:r>
+        <w:rPr>
+          <w:sz w:val="22"/>
+          <w:szCs w:val="22"/>
         </w:rPr>
         <w:t>………………………</w:t>
       </w:r>
@@ -507,18 +502,21 @@
         <w:ind w:left="-15" w:firstLine="0"/>
         <w:jc w:val="left"/>
         <w:rPr>
-          <w:sz w:val="24"/>
-        </w:rPr>
-      </w:pPr>
-      <w:r>
-        <w:rPr>
-          <w:sz w:val="24"/>
+          <w:sz w:val="22"/>
+          <w:szCs w:val="22"/>
+        </w:rPr>
+      </w:pPr>
+      <w:r>
+        <w:rPr>
+          <w:sz w:val="22"/>
+          <w:szCs w:val="22"/>
         </w:rPr>
         <w:t xml:space="preserve">Theo văn bản UQ: </w:t>
       </w:r>
       <w:r>
         <w:rPr>
-          <w:sz w:val="24"/>
+          <w:sz w:val="22"/>
+          <w:szCs w:val="22"/>
         </w:rPr>
         <w:tab/>
         <w:t>03/GUQ.CPHTD ngày 01/05/2024 của Giám Đốc,</w:t>
@@ -528,12 +526,14 @@
       <w:pPr>
         <w:ind w:left="-5"/>
         <w:rPr>
-          <w:sz w:val="24"/>
-        </w:rPr>
-      </w:pPr>
-      <w:r>
-        <w:rPr>
-          <w:sz w:val="24"/>
+          <w:sz w:val="22"/>
+          <w:szCs w:val="22"/>
+        </w:rPr>
+      </w:pPr>
+      <w:r>
+        <w:rPr>
+          <w:sz w:val="22"/>
+          <w:szCs w:val="22"/>
         </w:rPr>
         <w:t>………………………</w:t>
       </w:r>
@@ -543,19 +543,22 @@
         <w:spacing w:after="254"/>
         <w:ind w:left="-5"/>
         <w:rPr>
-          <w:sz w:val="24"/>
-        </w:rPr>
-      </w:pPr>
-      <w:r>
-        <w:rPr>
-          <w:sz w:val="24"/>
+          <w:sz w:val="22"/>
+          <w:szCs w:val="22"/>
+        </w:rPr>
+      </w:pPr>
+      <w:r>
+        <w:rPr>
+          <w:sz w:val="22"/>
+          <w:szCs w:val="22"/>
         </w:rPr>
         <w:t xml:space="preserve">(Công ty CP TM XNK Huy Tiến Dũng sau đây gọi là </w:t>
       </w:r>
       <w:r>
         <w:rPr>
           <w:i/>
-          <w:sz w:val="24"/>
+          <w:sz w:val="22"/>
+          <w:szCs w:val="22"/>
         </w:rPr>
         <w:t>“</w:t>
       </w:r>
@@ -563,14 +566,16 @@
         <w:rPr>
           <w:b/>
           <w:i/>
-          <w:sz w:val="24"/>
+          <w:sz w:val="22"/>
+          <w:szCs w:val="22"/>
         </w:rPr>
         <w:t>Bên thế chấp"</w:t>
       </w:r>
       <w:r>
         <w:rPr>
           <w:i/>
-          <w:sz w:val="24"/>
+          <w:sz w:val="22"/>
+          <w:szCs w:val="22"/>
         </w:rPr>
         <w:t>)</w:t>
       </w:r>
@@ -584,20 +589,23 @@
         <w:ind w:left="-15" w:firstLine="0"/>
         <w:jc w:val="left"/>
         <w:rPr>
-          <w:sz w:val="24"/>
+          <w:sz w:val="22"/>
+          <w:szCs w:val="22"/>
         </w:rPr>
       </w:pPr>
       <w:r>
         <w:rPr>
           <w:b/>
-          <w:sz w:val="24"/>
+          <w:sz w:val="22"/>
+          <w:szCs w:val="22"/>
         </w:rPr>
         <w:t>II. Bên nhận thế chấp:</w:t>
       </w:r>
       <w:r>
         <w:rPr>
           <w:b/>
-          <w:sz w:val="24"/>
+          <w:sz w:val="22"/>
+          <w:szCs w:val="22"/>
         </w:rPr>
         <w:tab/>
         <w:t xml:space="preserve">NGÂN HÀNG TMCP ĐẦU TƯ VÀ PHÁT TRIỂN VIỆT </w:t>
@@ -609,13 +617,15 @@
         <w:ind w:left="748" w:right="386"/>
         <w:jc w:val="center"/>
         <w:rPr>
-          <w:sz w:val="24"/>
+          <w:sz w:val="22"/>
+          <w:szCs w:val="22"/>
         </w:rPr>
       </w:pPr>
       <w:r>
         <w:rPr>
           <w:b/>
-          <w:sz w:val="24"/>
+          <w:sz w:val="22"/>
+          <w:szCs w:val="22"/>
         </w:rPr>
         <w:t>NAM - CHI NHÁNH ĐỒNG THÁP</w:t>
       </w:r>
@@ -629,30 +639,35 @@
         <w:ind w:left="-15" w:firstLine="0"/>
         <w:jc w:val="left"/>
         <w:rPr>
-          <w:sz w:val="24"/>
-        </w:rPr>
-      </w:pPr>
-      <w:r>
-        <w:rPr>
-          <w:sz w:val="24"/>
+          <w:sz w:val="22"/>
+          <w:szCs w:val="22"/>
+        </w:rPr>
+      </w:pPr>
+      <w:r>
+        <w:rPr>
+          <w:sz w:val="22"/>
+          <w:szCs w:val="22"/>
         </w:rPr>
         <w:t>Địa chỉ:</w:t>
       </w:r>
       <w:r>
         <w:rPr>
-          <w:sz w:val="24"/>
+          <w:sz w:val="22"/>
+          <w:szCs w:val="22"/>
         </w:rPr>
         <w:tab/>
       </w:r>
       <w:r>
         <w:rPr>
-          <w:sz w:val="24"/>
+          <w:sz w:val="22"/>
+          <w:szCs w:val="22"/>
         </w:rPr>
         <w:t xml:space="preserve">                                          </w:t>
       </w:r>
       <w:r>
         <w:rPr>
-          <w:sz w:val="24"/>
+          <w:sz w:val="22"/>
+          <w:szCs w:val="22"/>
         </w:rPr>
         <w:t>Số 12A đường 30/4, phường Cao Lãnh, tỉnh Đồng Tháp.</w:t>
       </w:r>
@@ -666,30 +681,35 @@
         <w:ind w:left="-15" w:firstLine="0"/>
         <w:jc w:val="left"/>
         <w:rPr>
-          <w:sz w:val="24"/>
-        </w:rPr>
-      </w:pPr>
-      <w:r>
-        <w:rPr>
-          <w:sz w:val="24"/>
+          <w:sz w:val="22"/>
+          <w:szCs w:val="22"/>
+        </w:rPr>
+      </w:pPr>
+      <w:r>
+        <w:rPr>
+          <w:sz w:val="22"/>
+          <w:szCs w:val="22"/>
         </w:rPr>
         <w:t>Điện thoại:</w:t>
       </w:r>
       <w:r>
         <w:rPr>
-          <w:sz w:val="24"/>
+          <w:sz w:val="22"/>
+          <w:szCs w:val="22"/>
         </w:rPr>
         <w:tab/>
       </w:r>
       <w:r>
         <w:rPr>
-          <w:sz w:val="24"/>
+          <w:sz w:val="22"/>
+          <w:szCs w:val="22"/>
         </w:rPr>
         <w:t xml:space="preserve">                                     </w:t>
       </w:r>
       <w:r>
         <w:rPr>
-          <w:sz w:val="24"/>
+          <w:sz w:val="22"/>
+          <w:szCs w:val="22"/>
         </w:rPr>
         <w:t>02773.876.749           Fax: 02773.870.789</w:t>
       </w:r>
@@ -703,60 +723,37 @@
         <w:ind w:left="-15" w:firstLine="0"/>
         <w:jc w:val="left"/>
         <w:rPr>
-          <w:sz w:val="24"/>
-        </w:rPr>
-      </w:pPr>
-      <w:r>
-        <w:rPr>
-          <w:sz w:val="24"/>
+          <w:sz w:val="22"/>
+          <w:szCs w:val="22"/>
+        </w:rPr>
+      </w:pPr>
+      <w:r>
+        <w:rPr>
+          <w:sz w:val="22"/>
+          <w:szCs w:val="22"/>
         </w:rPr>
         <w:t xml:space="preserve">Người đại diện: </w:t>
       </w:r>
       <w:r>
         <w:rPr>
-          <w:sz w:val="24"/>
+          <w:sz w:val="22"/>
+          <w:szCs w:val="22"/>
         </w:rPr>
         <w:tab/>
       </w:r>
       <w:r>
         <w:rPr>
-          <w:sz w:val="24"/>
-        </w:rPr>
-        <w:t xml:space="preserve">                          </w:t>
-      </w:r>
-      <w:proofErr w:type="gramStart"/>
-      <w:r>
-        <w:rPr>
-          <w:sz w:val="24"/>
-        </w:rPr>
-        <w:t xml:space="preserve">  .</w:t>
-      </w:r>
-      <w:proofErr w:type="gramEnd"/>
-      <w:r>
-        <w:rPr>
-          <w:sz w:val="24"/>
-        </w:rPr>
-        <w:t>….</w:t>
-      </w:r>
-      <w:r>
-        <w:rPr>
-          <w:sz w:val="24"/>
-        </w:rPr>
-        <w:t>…………………………</w:t>
-      </w:r>
-      <w:proofErr w:type="gramStart"/>
-      <w:r>
-        <w:rPr>
-          <w:sz w:val="24"/>
-        </w:rPr>
-        <w:t>…..</w:t>
-      </w:r>
-      <w:proofErr w:type="gramEnd"/>
-      <w:r>
-        <w:rPr>
-          <w:sz w:val="24"/>
-        </w:rPr>
-        <w:t>, chức vụ: Phó Giám đốc</w:t>
+          <w:sz w:val="22"/>
+          <w:szCs w:val="22"/>
+        </w:rPr>
+        <w:t xml:space="preserve">                            .….</w:t>
+      </w:r>
+      <w:r>
+        <w:rPr>
+          <w:sz w:val="22"/>
+          <w:szCs w:val="22"/>
+        </w:rPr>
+        <w:t>…………………………….., chức vụ: Phó Giám đốc</w:t>
       </w:r>
     </w:p>
     <w:p>
@@ -768,30 +765,35 @@
         <w:ind w:left="-15" w:firstLine="0"/>
         <w:jc w:val="left"/>
         <w:rPr>
-          <w:sz w:val="24"/>
-        </w:rPr>
-      </w:pPr>
-      <w:r>
-        <w:rPr>
-          <w:sz w:val="24"/>
+          <w:sz w:val="22"/>
+          <w:szCs w:val="22"/>
+        </w:rPr>
+      </w:pPr>
+      <w:r>
+        <w:rPr>
+          <w:sz w:val="22"/>
+          <w:szCs w:val="22"/>
         </w:rPr>
         <w:t>Theo văn bản UQ số:</w:t>
       </w:r>
       <w:r>
         <w:rPr>
-          <w:sz w:val="24"/>
+          <w:sz w:val="22"/>
+          <w:szCs w:val="22"/>
         </w:rPr>
         <w:tab/>
       </w:r>
       <w:r>
         <w:rPr>
-          <w:sz w:val="24"/>
+          <w:sz w:val="22"/>
+          <w:szCs w:val="22"/>
         </w:rPr>
         <w:t xml:space="preserve">                    </w:t>
       </w:r>
       <w:r>
         <w:rPr>
-          <w:sz w:val="24"/>
+          <w:sz w:val="22"/>
+          <w:szCs w:val="22"/>
         </w:rPr>
         <w:t>1703/QĐ-BIDV.ĐT ngày 24/10/2025 của Giám Đốc</w:t>
       </w:r>
@@ -801,12 +803,14 @@
         <w:spacing w:after="124"/>
         <w:ind w:left="-5"/>
         <w:rPr>
-          <w:sz w:val="24"/>
-        </w:rPr>
-      </w:pPr>
-      <w:r>
-        <w:rPr>
-          <w:sz w:val="24"/>
+          <w:sz w:val="22"/>
+          <w:szCs w:val="22"/>
+        </w:rPr>
+      </w:pPr>
+      <w:r>
+        <w:rPr>
+          <w:sz w:val="22"/>
+          <w:szCs w:val="22"/>
         </w:rPr>
         <w:t xml:space="preserve">(Ngân hàng TMCP Đầu tư và Phát triển Việt Nam – Chi nhánh Đồng Tháp sau đây gọi là </w:t>
       </w:r>
@@ -814,13 +818,15 @@
         <w:rPr>
           <w:b/>
           <w:i/>
-          <w:sz w:val="24"/>
+          <w:sz w:val="22"/>
+          <w:szCs w:val="22"/>
         </w:rPr>
         <w:t>“Ngân hàng”</w:t>
       </w:r>
       <w:r>
         <w:rPr>
-          <w:sz w:val="24"/>
+          <w:sz w:val="22"/>
+          <w:szCs w:val="22"/>
         </w:rPr>
         <w:t>).</w:t>
       </w:r>
@@ -830,48 +836,35 @@
         <w:spacing w:after="124"/>
         <w:ind w:left="-5"/>
         <w:rPr>
-          <w:sz w:val="24"/>
-        </w:rPr>
-      </w:pPr>
-      <w:r>
-        <w:rPr>
-          <w:sz w:val="24"/>
+          <w:sz w:val="22"/>
+          <w:szCs w:val="22"/>
+        </w:rPr>
+      </w:pPr>
+      <w:r>
+        <w:rPr>
+          <w:sz w:val="22"/>
+          <w:szCs w:val="22"/>
         </w:rPr>
         <w:t>Hai bên thoả thuận ký kết Văn bản sửa đổi, bổ sung Hợp đồng thế chấp số</w:t>
       </w:r>
       <w:r>
         <w:rPr>
-          <w:sz w:val="24"/>
+          <w:sz w:val="22"/>
+          <w:szCs w:val="22"/>
         </w:rPr>
         <w:t xml:space="preserve"> </w:t>
       </w:r>
       <w:r>
         <w:rPr>
-          <w:sz w:val="24"/>
-        </w:rPr>
-        <w:t xml:space="preserve">{{HDBD}} </w:t>
-      </w:r>
-      <w:r>
-        <w:rPr>
-          <w:sz w:val="24"/>
-        </w:rPr>
-        <w:t xml:space="preserve">ngày </w:t>
-      </w:r>
-      <w:r>
-        <w:rPr>
-          <w:sz w:val="24"/>
-        </w:rPr>
-        <w:t>{{HDBD_DATE}}</w:t>
-      </w:r>
-      <w:r>
-        <w:rPr>
-          <w:sz w:val="24"/>
-        </w:rPr>
-        <w:t xml:space="preserve"> </w:t>
-      </w:r>
-      <w:r>
-        <w:rPr>
-          <w:sz w:val="24"/>
+          <w:sz w:val="22"/>
+          <w:szCs w:val="22"/>
+        </w:rPr>
+        <w:t xml:space="preserve">{{HDBD}} ngày {{HDBD_DATE}} </w:t>
+      </w:r>
+      <w:r>
+        <w:rPr>
+          <w:sz w:val="22"/>
+          <w:szCs w:val="22"/>
         </w:rPr>
         <w:t>với các điều khoản và điều kiện như sau:</w:t>
       </w:r>
@@ -881,44 +874,30 @@
         <w:spacing w:after="74" w:line="268" w:lineRule="auto"/>
         <w:ind w:left="-5"/>
         <w:rPr>
-          <w:sz w:val="24"/>
+          <w:sz w:val="22"/>
+          <w:szCs w:val="22"/>
         </w:rPr>
       </w:pPr>
       <w:r>
         <w:rPr>
           <w:b/>
-          <w:sz w:val="24"/>
+          <w:sz w:val="22"/>
+          <w:szCs w:val="22"/>
         </w:rPr>
         <w:t xml:space="preserve">Điều 1. Sửa đổi bổ sung Mục 1 Điều 2 “Tài sản thế chấp” của Hợp đồng thế chấp số </w:t>
       </w:r>
       <w:r>
         <w:rPr>
-          <w:sz w:val="24"/>
-        </w:rPr>
-        <w:t xml:space="preserve">{{HDBD}} </w:t>
-      </w:r>
-      <w:r>
-        <w:rPr>
-          <w:sz w:val="24"/>
-        </w:rPr>
-        <w:t xml:space="preserve">ngày </w:t>
-      </w:r>
-      <w:r>
-        <w:rPr>
-          <w:sz w:val="24"/>
-        </w:rPr>
-        <w:t>{{HDBD_DATE}}</w:t>
-      </w:r>
-      <w:r>
-        <w:rPr>
-          <w:sz w:val="24"/>
-        </w:rPr>
-        <w:t xml:space="preserve"> </w:t>
+          <w:sz w:val="22"/>
+          <w:szCs w:val="22"/>
+        </w:rPr>
+        <w:t xml:space="preserve">{{HDBD}} ngày {{HDBD_DATE}} </w:t>
       </w:r>
       <w:r>
         <w:rPr>
           <w:b/>
-          <w:sz w:val="24"/>
+          <w:sz w:val="22"/>
+          <w:szCs w:val="22"/>
         </w:rPr>
         <w:t>đã ký giữa Ngân hàng và Bên thế chấp, cụ thể như sau:</w:t>
       </w:r>
@@ -927,29 +906,23 @@
       <w:pPr>
         <w:ind w:left="-5"/>
         <w:rPr>
-          <w:sz w:val="24"/>
-        </w:rPr>
-      </w:pPr>
-      <w:r>
-        <w:rPr>
-          <w:sz w:val="24"/>
-        </w:rPr>
-        <w:t xml:space="preserve">1. Mô tả về tài sản thế chấp (BIDV đã nhận hồ sơ xe) là TS hình thành trong tương </w:t>
-      </w:r>
-      <w:proofErr w:type="gramStart"/>
-      <w:r>
-        <w:rPr>
-          <w:sz w:val="24"/>
-        </w:rPr>
-        <w:t>lai :</w:t>
-      </w:r>
-      <w:proofErr w:type="gramEnd"/>
+          <w:sz w:val="22"/>
+          <w:szCs w:val="22"/>
+        </w:rPr>
+      </w:pPr>
+      <w:r>
+        <w:rPr>
+          <w:sz w:val="22"/>
+          <w:szCs w:val="22"/>
+        </w:rPr>
+        <w:t>1. Mô tả về tài sản thế chấp (BIDV đã nhận hồ sơ xe) là TS hình thành trong tương lai:</w:t>
+      </w:r>
     </w:p>
     <w:tbl>
       <w:tblPr>
         <w:tblStyle w:val="TableGrid"/>
-        <w:tblW w:w="10386" w:type="dxa"/>
-        <w:tblInd w:w="-999" w:type="dxa"/>
+        <w:tblW w:w="10530" w:type="dxa"/>
+        <w:tblInd w:w="-729" w:type="dxa"/>
         <w:tblLayout w:type="fixed"/>
         <w:tblCellMar>
           <w:top w:w="123" w:type="dxa"/>
@@ -959,14 +932,14 @@
         <w:tblLook w:val="04A0" w:firstRow="1" w:lastRow="0" w:firstColumn="1" w:lastColumn="0" w:noHBand="0" w:noVBand="1"/>
       </w:tblPr>
       <w:tblGrid>
-        <w:gridCol w:w="900"/>
+        <w:gridCol w:w="630"/>
         <w:gridCol w:w="1620"/>
-        <w:gridCol w:w="630"/>
+        <w:gridCol w:w="1080"/>
         <w:gridCol w:w="1260"/>
-        <w:gridCol w:w="1260"/>
-        <w:gridCol w:w="1350"/>
-        <w:gridCol w:w="1350"/>
-        <w:gridCol w:w="2016"/>
+        <w:gridCol w:w="1170"/>
+        <w:gridCol w:w="1440"/>
+        <w:gridCol w:w="1800"/>
+        <w:gridCol w:w="1530"/>
       </w:tblGrid>
       <w:tr>
         <w:trPr>
@@ -974,7 +947,7 @@
         </w:trPr>
         <w:tc>
           <w:tcPr>
-            <w:tcW w:w="900" w:type="dxa"/>
+            <w:tcW w:w="630" w:type="dxa"/>
             <w:tcBorders>
               <w:top w:val="single" w:sz="7" w:space="0" w:color="000000"/>
               <w:left w:val="single" w:sz="7" w:space="0" w:color="000000"/>
@@ -989,15 +962,16 @@
               <w:ind w:left="31" w:firstLine="0"/>
               <w:jc w:val="center"/>
               <w:rPr>
-                <w:sz w:val="24"/>
+                <w:sz w:val="20"/>
+                <w:szCs w:val="20"/>
               </w:rPr>
             </w:pPr>
             <w:r>
               <w:rPr>
                 <w:b/>
-                <w:sz w:val="24"/>
-              </w:rPr>
-              <w:lastRenderedPageBreak/>
+                <w:sz w:val="20"/>
+                <w:szCs w:val="20"/>
+              </w:rPr>
               <w:t>TT</w:t>
             </w:r>
           </w:p>
@@ -1019,14 +993,16 @@
               <w:ind w:left="12" w:firstLine="0"/>
               <w:jc w:val="center"/>
               <w:rPr>
-                <w:sz w:val="24"/>
+                <w:sz w:val="20"/>
+                <w:szCs w:val="20"/>
               </w:rPr>
             </w:pPr>
             <w:r>
               <w:rPr>
                 <w:b/>
                 <w:color w:val="0000CC"/>
-                <w:sz w:val="24"/>
+                <w:sz w:val="20"/>
+                <w:szCs w:val="20"/>
               </w:rPr>
               <w:t>Loại hàng hóa</w:t>
             </w:r>
@@ -1034,7 +1010,7 @@
         </w:tc>
         <w:tc>
           <w:tcPr>
-            <w:tcW w:w="630" w:type="dxa"/>
+            <w:tcW w:w="1080" w:type="dxa"/>
             <w:tcBorders>
               <w:top w:val="single" w:sz="7" w:space="0" w:color="000000"/>
               <w:left w:val="single" w:sz="7" w:space="0" w:color="000000"/>
@@ -1048,14 +1024,16 @@
               <w:ind w:left="79" w:firstLine="103"/>
               <w:jc w:val="center"/>
               <w:rPr>
-                <w:sz w:val="24"/>
+                <w:sz w:val="20"/>
+                <w:szCs w:val="20"/>
               </w:rPr>
             </w:pPr>
             <w:r>
               <w:rPr>
                 <w:b/>
                 <w:color w:val="0000CC"/>
-                <w:sz w:val="24"/>
+                <w:sz w:val="20"/>
+                <w:szCs w:val="20"/>
               </w:rPr>
               <w:t>Số lượng</w:t>
             </w:r>
@@ -1066,14 +1044,16 @@
               <w:ind w:left="50" w:firstLine="0"/>
               <w:jc w:val="center"/>
               <w:rPr>
-                <w:sz w:val="24"/>
+                <w:sz w:val="20"/>
+                <w:szCs w:val="20"/>
               </w:rPr>
             </w:pPr>
             <w:r>
               <w:rPr>
                 <w:b/>
                 <w:color w:val="0000CC"/>
-                <w:sz w:val="24"/>
+                <w:sz w:val="20"/>
+                <w:szCs w:val="20"/>
               </w:rPr>
               <w:t>(chiếc)</w:t>
             </w:r>
@@ -1095,14 +1075,16 @@
               <w:ind w:left="101" w:firstLine="0"/>
               <w:jc w:val="center"/>
               <w:rPr>
-                <w:sz w:val="24"/>
+                <w:sz w:val="20"/>
+                <w:szCs w:val="20"/>
               </w:rPr>
             </w:pPr>
             <w:r>
               <w:rPr>
                 <w:b/>
                 <w:color w:val="0000CC"/>
-                <w:sz w:val="24"/>
+                <w:sz w:val="20"/>
+                <w:szCs w:val="20"/>
               </w:rPr>
               <w:t>Đơn giá</w:t>
             </w:r>
@@ -1113,16 +1095,394 @@
               <w:ind w:left="26" w:firstLine="0"/>
               <w:jc w:val="center"/>
               <w:rPr>
-                <w:sz w:val="24"/>
+                <w:sz w:val="20"/>
+                <w:szCs w:val="20"/>
               </w:rPr>
             </w:pPr>
             <w:r>
               <w:rPr>
                 <w:b/>
                 <w:color w:val="0000CC"/>
+                <w:sz w:val="20"/>
+                <w:szCs w:val="20"/>
+              </w:rPr>
+              <w:t>(đồng/chiếc)</w:t>
+            </w:r>
+          </w:p>
+        </w:tc>
+        <w:tc>
+          <w:tcPr>
+            <w:tcW w:w="1170" w:type="dxa"/>
+            <w:tcBorders>
+              <w:top w:val="single" w:sz="7" w:space="0" w:color="000000"/>
+              <w:left w:val="single" w:sz="7" w:space="0" w:color="000000"/>
+              <w:bottom w:val="single" w:sz="7" w:space="0" w:color="000000"/>
+              <w:right w:val="single" w:sz="7" w:space="0" w:color="000000"/>
+            </w:tcBorders>
+            <w:vAlign w:val="center"/>
+          </w:tcPr>
+          <w:p>
+            <w:pPr>
+              <w:spacing w:after="0" w:line="259" w:lineRule="auto"/>
+              <w:ind w:left="0" w:right="1" w:firstLine="0"/>
+              <w:jc w:val="center"/>
+              <w:rPr>
+                <w:sz w:val="20"/>
+                <w:szCs w:val="20"/>
+              </w:rPr>
+            </w:pPr>
+            <w:r>
+              <w:rPr>
+                <w:b/>
+                <w:color w:val="0000CC"/>
+                <w:sz w:val="20"/>
+                <w:szCs w:val="20"/>
+              </w:rPr>
+              <w:t>Giá trị</w:t>
+            </w:r>
+          </w:p>
+          <w:p>
+            <w:pPr>
+              <w:spacing w:after="0" w:line="259" w:lineRule="auto"/>
+              <w:ind w:left="0" w:right="1" w:firstLine="0"/>
+              <w:jc w:val="center"/>
+              <w:rPr>
+                <w:sz w:val="20"/>
+                <w:szCs w:val="20"/>
+              </w:rPr>
+            </w:pPr>
+            <w:r>
+              <w:rPr>
+                <w:b/>
+                <w:color w:val="0000CC"/>
+                <w:sz w:val="20"/>
+                <w:szCs w:val="20"/>
+              </w:rPr>
+              <w:t>(đồng)</w:t>
+            </w:r>
+          </w:p>
+        </w:tc>
+        <w:tc>
+          <w:tcPr>
+            <w:tcW w:w="1440" w:type="dxa"/>
+            <w:tcBorders>
+              <w:top w:val="single" w:sz="7" w:space="0" w:color="000000"/>
+              <w:left w:val="single" w:sz="7" w:space="0" w:color="000000"/>
+              <w:bottom w:val="single" w:sz="7" w:space="0" w:color="000000"/>
+              <w:right w:val="single" w:sz="7" w:space="0" w:color="000000"/>
+            </w:tcBorders>
+            <w:vAlign w:val="center"/>
+          </w:tcPr>
+          <w:p>
+            <w:pPr>
+              <w:spacing w:after="0" w:line="259" w:lineRule="auto"/>
+              <w:ind w:left="58" w:firstLine="0"/>
+              <w:jc w:val="center"/>
+              <w:rPr>
+                <w:sz w:val="20"/>
+                <w:szCs w:val="20"/>
+              </w:rPr>
+            </w:pPr>
+            <w:r>
+              <w:rPr>
+                <w:b/>
+                <w:color w:val="0000CC"/>
+                <w:sz w:val="20"/>
+                <w:szCs w:val="20"/>
+              </w:rPr>
+              <w:t>Số khung</w:t>
+            </w:r>
+          </w:p>
+        </w:tc>
+        <w:tc>
+          <w:tcPr>
+            <w:tcW w:w="1800" w:type="dxa"/>
+            <w:tcBorders>
+              <w:top w:val="single" w:sz="7" w:space="0" w:color="000000"/>
+              <w:left w:val="single" w:sz="7" w:space="0" w:color="000000"/>
+              <w:bottom w:val="single" w:sz="7" w:space="0" w:color="000000"/>
+              <w:right w:val="single" w:sz="7" w:space="0" w:color="000000"/>
+            </w:tcBorders>
+            <w:vAlign w:val="center"/>
+          </w:tcPr>
+          <w:p>
+            <w:pPr>
+              <w:spacing w:after="0" w:line="259" w:lineRule="auto"/>
+              <w:ind w:left="0" w:right="3" w:firstLine="0"/>
+              <w:jc w:val="center"/>
+              <w:rPr>
+                <w:sz w:val="20"/>
+                <w:szCs w:val="20"/>
+              </w:rPr>
+            </w:pPr>
+            <w:r>
+              <w:rPr>
+                <w:b/>
+                <w:sz w:val="20"/>
+                <w:szCs w:val="20"/>
+              </w:rPr>
+              <w:t>Số máy</w:t>
+            </w:r>
+          </w:p>
+        </w:tc>
+        <w:tc>
+          <w:tcPr>
+            <w:tcW w:w="1530" w:type="dxa"/>
+            <w:tcBorders>
+              <w:top w:val="single" w:sz="7" w:space="0" w:color="000000"/>
+              <w:left w:val="single" w:sz="7" w:space="0" w:color="000000"/>
+              <w:bottom w:val="single" w:sz="7" w:space="0" w:color="000000"/>
+              <w:right w:val="single" w:sz="7" w:space="0" w:color="000000"/>
+            </w:tcBorders>
+            <w:vAlign w:val="center"/>
+          </w:tcPr>
+          <w:p>
+            <w:pPr>
+              <w:spacing w:after="0" w:line="259" w:lineRule="auto"/>
+              <w:ind w:left="0" w:right="3" w:firstLine="0"/>
+              <w:jc w:val="center"/>
+              <w:rPr>
+                <w:sz w:val="20"/>
+                <w:szCs w:val="20"/>
+              </w:rPr>
+            </w:pPr>
+            <w:r>
+              <w:rPr>
+                <w:b/>
+                <w:sz w:val="20"/>
+                <w:szCs w:val="20"/>
+              </w:rPr>
+              <w:t>Chứng từ sở hữu</w:t>
+            </w:r>
+          </w:p>
+        </w:tc>
+      </w:tr>
+      <w:tr>
+        <w:trPr>
+          <w:trHeight w:val="420"/>
+        </w:trPr>
+        <w:tc>
+          <w:tcPr>
+            <w:tcW w:w="4590" w:type="dxa"/>
+            <w:gridSpan w:val="4"/>
+            <w:tcBorders>
+              <w:top w:val="single" w:sz="7" w:space="0" w:color="000000"/>
+              <w:left w:val="single" w:sz="7" w:space="0" w:color="000000"/>
+              <w:bottom w:val="single" w:sz="7" w:space="0" w:color="000000"/>
+              <w:right w:val="single" w:sz="7" w:space="0" w:color="000000"/>
+            </w:tcBorders>
+            <w:vAlign w:val="center"/>
+          </w:tcPr>
+          <w:p>
+            <w:pPr>
+              <w:spacing w:after="0" w:line="259" w:lineRule="auto"/>
+              <w:ind w:left="0" w:firstLine="0"/>
+              <w:jc w:val="left"/>
+              <w:rPr>
                 <w:sz w:val="24"/>
               </w:rPr>
-              <w:t>(đồng/chiếc)</w:t>
+            </w:pPr>
+            <w:r>
+              <w:rPr>
+                <w:b/>
+                <w:sz w:val="24"/>
+              </w:rPr>
+              <w:t>Tài sản thế chấp bổ sung lần này</w:t>
+            </w:r>
+          </w:p>
+        </w:tc>
+        <w:tc>
+          <w:tcPr>
+            <w:tcW w:w="1170" w:type="dxa"/>
+            <w:tcBorders>
+              <w:top w:val="single" w:sz="7" w:space="0" w:color="000000"/>
+              <w:left w:val="single" w:sz="7" w:space="0" w:color="000000"/>
+              <w:bottom w:val="single" w:sz="7" w:space="0" w:color="000000"/>
+              <w:right w:val="single" w:sz="7" w:space="0" w:color="000000"/>
+            </w:tcBorders>
+          </w:tcPr>
+          <w:p>
+            <w:pPr>
+              <w:spacing w:after="160" w:line="259" w:lineRule="auto"/>
+              <w:ind w:left="0" w:firstLine="0"/>
+              <w:jc w:val="left"/>
+              <w:rPr>
+                <w:sz w:val="24"/>
+              </w:rPr>
+            </w:pPr>
+          </w:p>
+        </w:tc>
+        <w:tc>
+          <w:tcPr>
+            <w:tcW w:w="1440" w:type="dxa"/>
+            <w:tcBorders>
+              <w:top w:val="single" w:sz="7" w:space="0" w:color="000000"/>
+              <w:left w:val="single" w:sz="7" w:space="0" w:color="000000"/>
+              <w:bottom w:val="single" w:sz="7" w:space="0" w:color="000000"/>
+              <w:right w:val="single" w:sz="7" w:space="0" w:color="000000"/>
+            </w:tcBorders>
+          </w:tcPr>
+          <w:p>
+            <w:pPr>
+              <w:spacing w:after="160" w:line="259" w:lineRule="auto"/>
+              <w:ind w:left="0" w:firstLine="0"/>
+              <w:jc w:val="left"/>
+              <w:rPr>
+                <w:sz w:val="24"/>
+              </w:rPr>
+            </w:pPr>
+          </w:p>
+        </w:tc>
+        <w:tc>
+          <w:tcPr>
+            <w:tcW w:w="1800" w:type="dxa"/>
+            <w:tcBorders>
+              <w:top w:val="single" w:sz="7" w:space="0" w:color="000000"/>
+              <w:left w:val="single" w:sz="7" w:space="0" w:color="000000"/>
+              <w:bottom w:val="single" w:sz="7" w:space="0" w:color="000000"/>
+              <w:right w:val="single" w:sz="7" w:space="0" w:color="000000"/>
+            </w:tcBorders>
+          </w:tcPr>
+          <w:p>
+            <w:pPr>
+              <w:spacing w:after="160" w:line="259" w:lineRule="auto"/>
+              <w:ind w:left="0" w:firstLine="0"/>
+              <w:jc w:val="left"/>
+              <w:rPr>
+                <w:sz w:val="24"/>
+              </w:rPr>
+            </w:pPr>
+          </w:p>
+        </w:tc>
+        <w:tc>
+          <w:tcPr>
+            <w:tcW w:w="1530" w:type="dxa"/>
+            <w:tcBorders>
+              <w:top w:val="single" w:sz="7" w:space="0" w:color="000000"/>
+              <w:left w:val="single" w:sz="7" w:space="0" w:color="000000"/>
+              <w:bottom w:val="single" w:sz="7" w:space="0" w:color="000000"/>
+              <w:right w:val="single" w:sz="7" w:space="0" w:color="000000"/>
+            </w:tcBorders>
+          </w:tcPr>
+          <w:p>
+            <w:pPr>
+              <w:spacing w:after="160" w:line="259" w:lineRule="auto"/>
+              <w:ind w:left="0" w:firstLine="0"/>
+              <w:jc w:val="left"/>
+              <w:rPr>
+                <w:sz w:val="24"/>
+              </w:rPr>
+            </w:pPr>
+          </w:p>
+        </w:tc>
+      </w:tr>
+      <w:tr>
+        <w:trPr>
+          <w:trHeight w:val="2225"/>
+        </w:trPr>
+        <w:tc>
+          <w:tcPr>
+            <w:tcW w:w="630" w:type="dxa"/>
+            <w:tcBorders>
+              <w:top w:val="single" w:sz="7" w:space="0" w:color="000000"/>
+              <w:left w:val="single" w:sz="7" w:space="0" w:color="000000"/>
+              <w:bottom w:val="single" w:sz="7" w:space="0" w:color="000000"/>
+              <w:right w:val="single" w:sz="7" w:space="0" w:color="000000"/>
+            </w:tcBorders>
+            <w:vAlign w:val="center"/>
+          </w:tcPr>
+          <w:p>
+            <w:pPr>
+              <w:spacing w:after="0" w:line="259" w:lineRule="auto"/>
+              <w:ind w:left="106" w:firstLine="0"/>
+              <w:jc w:val="center"/>
+              <w:rPr>
+                <w:sz w:val="16"/>
+                <w:szCs w:val="16"/>
+              </w:rPr>
+            </w:pPr>
+            <w:r>
+              <w:rPr>
+                <w:sz w:val="16"/>
+                <w:szCs w:val="16"/>
+              </w:rPr>
+              <w:lastRenderedPageBreak/>
+              <w:t>{{</w:t>
+            </w:r>
+            <w:r>
+              <w:rPr>
+                <w:sz w:val="16"/>
+                <w:szCs w:val="16"/>
+              </w:rPr>
+              <w:t>stt</w:t>
+            </w:r>
+            <w:r>
+              <w:rPr>
+                <w:sz w:val="16"/>
+                <w:szCs w:val="16"/>
+              </w:rPr>
+              <w:t>}}</w:t>
+            </w:r>
+          </w:p>
+        </w:tc>
+        <w:tc>
+          <w:tcPr>
+            <w:tcW w:w="1620" w:type="dxa"/>
+            <w:tcBorders>
+              <w:top w:val="single" w:sz="7" w:space="0" w:color="000000"/>
+              <w:left w:val="single" w:sz="7" w:space="0" w:color="000000"/>
+              <w:bottom w:val="single" w:sz="7" w:space="0" w:color="000000"/>
+              <w:right w:val="single" w:sz="7" w:space="0" w:color="000000"/>
+            </w:tcBorders>
+            <w:vAlign w:val="center"/>
+          </w:tcPr>
+          <w:p>
+            <w:pPr>
+              <w:spacing w:after="0" w:line="259" w:lineRule="auto"/>
+              <w:ind w:left="0" w:firstLine="0"/>
+              <w:jc w:val="center"/>
+              <w:rPr>
+                <w:sz w:val="16"/>
+                <w:szCs w:val="16"/>
+              </w:rPr>
+            </w:pPr>
+            <w:r>
+              <w:rPr>
+                <w:sz w:val="16"/>
+                <w:szCs w:val="16"/>
+              </w:rPr>
+              <w:t>{{description}}</w:t>
+            </w:r>
+          </w:p>
+        </w:tc>
+        <w:tc>
+          <w:tcPr>
+            <w:tcW w:w="1080" w:type="dxa"/>
+            <w:tcBorders>
+              <w:top w:val="single" w:sz="7" w:space="0" w:color="000000"/>
+              <w:left w:val="single" w:sz="7" w:space="0" w:color="000000"/>
+              <w:bottom w:val="single" w:sz="7" w:space="0" w:color="000000"/>
+              <w:right w:val="single" w:sz="7" w:space="0" w:color="000000"/>
+            </w:tcBorders>
+            <w:vAlign w:val="center"/>
+          </w:tcPr>
+          <w:p>
+            <w:pPr>
+              <w:spacing w:after="0" w:line="259" w:lineRule="auto"/>
+              <w:ind w:left="0" w:firstLine="0"/>
+              <w:jc w:val="center"/>
+              <w:rPr>
+                <w:sz w:val="16"/>
+                <w:szCs w:val="16"/>
+              </w:rPr>
+            </w:pPr>
+            <w:r>
+              <w:rPr>
+                <w:color w:val="0000CC"/>
+                <w:sz w:val="16"/>
+                <w:szCs w:val="16"/>
+              </w:rPr>
+              <w:t>1</w:t>
             </w:r>
           </w:p>
         </w:tc>
@@ -1140,43 +1500,27 @@
           <w:p>
             <w:pPr>
               <w:spacing w:after="0" w:line="259" w:lineRule="auto"/>
-              <w:ind w:left="0" w:right="1" w:firstLine="0"/>
+              <w:ind w:left="14" w:firstLine="0"/>
               <w:jc w:val="center"/>
               <w:rPr>
-                <w:sz w:val="24"/>
-              </w:rPr>
-            </w:pPr>
-            <w:r>
-              <w:rPr>
-                <w:b/>
+                <w:sz w:val="20"/>
+                <w:szCs w:val="20"/>
+              </w:rPr>
+            </w:pPr>
+            <w:r>
+              <w:rPr>
                 <w:color w:val="0000CC"/>
-                <w:sz w:val="24"/>
-              </w:rPr>
-              <w:t>Giá trị</w:t>
-            </w:r>
-          </w:p>
-          <w:p>
-            <w:pPr>
-              <w:spacing w:after="0" w:line="259" w:lineRule="auto"/>
-              <w:ind w:left="0" w:right="1" w:firstLine="0"/>
-              <w:jc w:val="center"/>
-              <w:rPr>
-                <w:sz w:val="24"/>
-              </w:rPr>
-            </w:pPr>
-            <w:r>
-              <w:rPr>
-                <w:b/>
-                <w:color w:val="0000CC"/>
-                <w:sz w:val="24"/>
-              </w:rPr>
-              <w:t>(đồng)</w:t>
+                <w:spacing w:val="-2"/>
+                <w:sz w:val="20"/>
+                <w:szCs w:val="20"/>
+              </w:rPr>
+              <w:t>{{price}}</w:t>
             </w:r>
           </w:p>
         </w:tc>
         <w:tc>
           <w:tcPr>
-            <w:tcW w:w="1350" w:type="dxa"/>
+            <w:tcW w:w="1170" w:type="dxa"/>
             <w:tcBorders>
               <w:top w:val="single" w:sz="7" w:space="0" w:color="000000"/>
               <w:left w:val="single" w:sz="7" w:space="0" w:color="000000"/>
@@ -1187,26 +1531,39 @@
           </w:tcPr>
           <w:p>
             <w:pPr>
+              <w:pStyle w:val="TableParagraph"/>
+              <w:spacing w:before="5"/>
+              <w:jc w:val="center"/>
+              <w:rPr>
+                <w:sz w:val="16"/>
+                <w:szCs w:val="16"/>
+              </w:rPr>
+            </w:pPr>
+          </w:p>
+          <w:p>
+            <w:pPr>
               <w:spacing w:after="0" w:line="259" w:lineRule="auto"/>
-              <w:ind w:left="58" w:firstLine="0"/>
+              <w:ind w:firstLine="0"/>
               <w:jc w:val="center"/>
               <w:rPr>
-                <w:sz w:val="24"/>
-              </w:rPr>
-            </w:pPr>
-            <w:r>
-              <w:rPr>
-                <w:b/>
+                <w:sz w:val="20"/>
+                <w:szCs w:val="20"/>
+              </w:rPr>
+            </w:pPr>
+            <w:r>
+              <w:rPr>
                 <w:color w:val="0000CC"/>
-                <w:sz w:val="24"/>
-              </w:rPr>
-              <w:t>Số khung</w:t>
+                <w:spacing w:val="-2"/>
+                <w:sz w:val="20"/>
+                <w:szCs w:val="20"/>
+              </w:rPr>
+              <w:t>{{price}}</w:t>
             </w:r>
           </w:p>
         </w:tc>
         <w:tc>
           <w:tcPr>
-            <w:tcW w:w="1350" w:type="dxa"/>
+            <w:tcW w:w="1440" w:type="dxa"/>
             <w:tcBorders>
               <w:top w:val="single" w:sz="7" w:space="0" w:color="000000"/>
               <w:left w:val="single" w:sz="7" w:space="0" w:color="000000"/>
@@ -1217,25 +1574,40 @@
           </w:tcPr>
           <w:p>
             <w:pPr>
-              <w:spacing w:after="0" w:line="259" w:lineRule="auto"/>
-              <w:ind w:left="0" w:right="3" w:firstLine="0"/>
+              <w:spacing w:line="259" w:lineRule="auto"/>
+              <w:ind w:left="0" w:right="2" w:firstLine="0"/>
               <w:jc w:val="center"/>
               <w:rPr>
-                <w:sz w:val="24"/>
-              </w:rPr>
-            </w:pPr>
-            <w:r>
-              <w:rPr>
-                <w:b/>
-                <w:sz w:val="24"/>
-              </w:rPr>
-              <w:t>Số máy</w:t>
+                <w:sz w:val="16"/>
+                <w:szCs w:val="16"/>
+              </w:rPr>
+            </w:pPr>
+            <w:r>
+              <w:rPr>
+                <w:sz w:val="16"/>
+                <w:szCs w:val="16"/>
+              </w:rPr>
+              <w:t>{{</w:t>
+            </w:r>
+            <w:r>
+              <w:rPr>
+                <w:sz w:val="16"/>
+                <w:szCs w:val="16"/>
+              </w:rPr>
+              <w:t>chassis</w:t>
+            </w:r>
+            <w:r>
+              <w:rPr>
+                <w:sz w:val="16"/>
+                <w:szCs w:val="16"/>
+              </w:rPr>
+              <w:t>}}</w:t>
             </w:r>
           </w:p>
         </w:tc>
         <w:tc>
           <w:tcPr>
-            <w:tcW w:w="2016" w:type="dxa"/>
+            <w:tcW w:w="1800" w:type="dxa"/>
             <w:tcBorders>
               <w:top w:val="single" w:sz="7" w:space="0" w:color="000000"/>
               <w:left w:val="single" w:sz="7" w:space="0" w:color="000000"/>
@@ -1247,30 +1619,25 @@
           <w:p>
             <w:pPr>
               <w:spacing w:after="0" w:line="259" w:lineRule="auto"/>
-              <w:ind w:left="0" w:right="3" w:firstLine="0"/>
+              <w:ind w:left="0" w:firstLine="0"/>
               <w:jc w:val="center"/>
               <w:rPr>
-                <w:sz w:val="24"/>
-              </w:rPr>
-            </w:pPr>
-            <w:r>
-              <w:rPr>
-                <w:b/>
-                <w:sz w:val="24"/>
-              </w:rPr>
-              <w:t>Chứng từ sở hữu</w:t>
+                <w:sz w:val="16"/>
+                <w:szCs w:val="16"/>
+              </w:rPr>
+            </w:pPr>
+            <w:r>
+              <w:rPr>
+                <w:sz w:val="16"/>
+                <w:szCs w:val="16"/>
+              </w:rPr>
+              <w:t>{{engine}}</w:t>
             </w:r>
           </w:p>
         </w:tc>
-      </w:tr>
-      <w:tr>
-        <w:trPr>
-          <w:trHeight w:val="420"/>
-        </w:trPr>
         <w:tc>
           <w:tcPr>
-            <w:tcW w:w="4410" w:type="dxa"/>
-            <w:gridSpan w:val="4"/>
+            <w:tcW w:w="1530" w:type="dxa"/>
             <w:tcBorders>
               <w:top w:val="single" w:sz="7" w:space="0" w:color="000000"/>
               <w:left w:val="single" w:sz="7" w:space="0" w:color="000000"/>
@@ -1282,349 +1649,17 @@
           <w:p>
             <w:pPr>
               <w:spacing w:after="0" w:line="259" w:lineRule="auto"/>
-              <w:ind w:left="0" w:firstLine="0"/>
-              <w:jc w:val="left"/>
-              <w:rPr>
-                <w:sz w:val="24"/>
-              </w:rPr>
-            </w:pPr>
-            <w:r>
-              <w:rPr>
-                <w:b/>
-                <w:sz w:val="24"/>
-              </w:rPr>
-              <w:t>Tài sản thế chấp bổ sung lần này</w:t>
-            </w:r>
-          </w:p>
-        </w:tc>
-        <w:tc>
-          <w:tcPr>
-            <w:tcW w:w="1260" w:type="dxa"/>
-            <w:tcBorders>
-              <w:top w:val="single" w:sz="7" w:space="0" w:color="000000"/>
-              <w:left w:val="single" w:sz="7" w:space="0" w:color="000000"/>
-              <w:bottom w:val="single" w:sz="7" w:space="0" w:color="000000"/>
-              <w:right w:val="single" w:sz="7" w:space="0" w:color="000000"/>
-            </w:tcBorders>
-          </w:tcPr>
-          <w:p>
-            <w:pPr>
-              <w:spacing w:after="160" w:line="259" w:lineRule="auto"/>
-              <w:ind w:left="0" w:firstLine="0"/>
-              <w:jc w:val="left"/>
-              <w:rPr>
-                <w:sz w:val="24"/>
-              </w:rPr>
-            </w:pPr>
-          </w:p>
-        </w:tc>
-        <w:tc>
-          <w:tcPr>
-            <w:tcW w:w="1350" w:type="dxa"/>
-            <w:tcBorders>
-              <w:top w:val="single" w:sz="7" w:space="0" w:color="000000"/>
-              <w:left w:val="single" w:sz="7" w:space="0" w:color="000000"/>
-              <w:bottom w:val="single" w:sz="7" w:space="0" w:color="000000"/>
-              <w:right w:val="single" w:sz="7" w:space="0" w:color="000000"/>
-            </w:tcBorders>
-          </w:tcPr>
-          <w:p>
-            <w:pPr>
-              <w:spacing w:after="160" w:line="259" w:lineRule="auto"/>
-              <w:ind w:left="0" w:firstLine="0"/>
-              <w:jc w:val="left"/>
-              <w:rPr>
-                <w:sz w:val="24"/>
-              </w:rPr>
-            </w:pPr>
-          </w:p>
-        </w:tc>
-        <w:tc>
-          <w:tcPr>
-            <w:tcW w:w="1350" w:type="dxa"/>
-            <w:tcBorders>
-              <w:top w:val="single" w:sz="7" w:space="0" w:color="000000"/>
-              <w:left w:val="single" w:sz="7" w:space="0" w:color="000000"/>
-              <w:bottom w:val="single" w:sz="7" w:space="0" w:color="000000"/>
-              <w:right w:val="single" w:sz="7" w:space="0" w:color="000000"/>
-            </w:tcBorders>
-          </w:tcPr>
-          <w:p>
-            <w:pPr>
-              <w:spacing w:after="160" w:line="259" w:lineRule="auto"/>
-              <w:ind w:left="0" w:firstLine="0"/>
-              <w:jc w:val="left"/>
-              <w:rPr>
-                <w:sz w:val="24"/>
-              </w:rPr>
-            </w:pPr>
-          </w:p>
-        </w:tc>
-        <w:tc>
-          <w:tcPr>
-            <w:tcW w:w="2016" w:type="dxa"/>
-            <w:tcBorders>
-              <w:top w:val="single" w:sz="7" w:space="0" w:color="000000"/>
-              <w:left w:val="single" w:sz="7" w:space="0" w:color="000000"/>
-              <w:bottom w:val="single" w:sz="7" w:space="0" w:color="000000"/>
-              <w:right w:val="single" w:sz="7" w:space="0" w:color="000000"/>
-            </w:tcBorders>
-          </w:tcPr>
-          <w:p>
-            <w:pPr>
-              <w:spacing w:after="160" w:line="259" w:lineRule="auto"/>
-              <w:ind w:left="0" w:firstLine="0"/>
-              <w:jc w:val="left"/>
-              <w:rPr>
-                <w:sz w:val="24"/>
-              </w:rPr>
-            </w:pPr>
-          </w:p>
-        </w:tc>
-      </w:tr>
-      <w:tr>
-        <w:trPr>
-          <w:trHeight w:val="2225"/>
-        </w:trPr>
-        <w:tc>
-          <w:tcPr>
-            <w:tcW w:w="900" w:type="dxa"/>
-            <w:tcBorders>
-              <w:top w:val="single" w:sz="7" w:space="0" w:color="000000"/>
-              <w:left w:val="single" w:sz="7" w:space="0" w:color="000000"/>
-              <w:bottom w:val="single" w:sz="7" w:space="0" w:color="000000"/>
-              <w:right w:val="single" w:sz="7" w:space="0" w:color="000000"/>
-            </w:tcBorders>
-            <w:vAlign w:val="center"/>
-          </w:tcPr>
-          <w:p>
-            <w:pPr>
-              <w:spacing w:after="0" w:line="259" w:lineRule="auto"/>
-              <w:ind w:left="106" w:firstLine="0"/>
-              <w:jc w:val="left"/>
-              <w:rPr>
-                <w:sz w:val="24"/>
-              </w:rPr>
-            </w:pPr>
-            <w:r>
-              <w:rPr>
-                <w:sz w:val="24"/>
-              </w:rPr>
-              <w:t>{{</w:t>
-            </w:r>
-            <w:r>
-              <w:rPr>
-                <w:sz w:val="24"/>
-              </w:rPr>
-              <w:t>stt</w:t>
-            </w:r>
-            <w:r>
-              <w:rPr>
-                <w:sz w:val="24"/>
-              </w:rPr>
-              <w:t>}}</w:t>
-            </w:r>
-          </w:p>
-        </w:tc>
-        <w:tc>
-          <w:tcPr>
-            <w:tcW w:w="1620" w:type="dxa"/>
-            <w:tcBorders>
-              <w:top w:val="single" w:sz="7" w:space="0" w:color="000000"/>
-              <w:left w:val="single" w:sz="7" w:space="0" w:color="000000"/>
-              <w:bottom w:val="single" w:sz="7" w:space="0" w:color="000000"/>
-              <w:right w:val="single" w:sz="7" w:space="0" w:color="000000"/>
-            </w:tcBorders>
-            <w:vAlign w:val="center"/>
-          </w:tcPr>
-          <w:p>
-            <w:pPr>
-              <w:spacing w:after="0" w:line="259" w:lineRule="auto"/>
-              <w:ind w:left="0" w:firstLine="0"/>
-              <w:rPr>
-                <w:sz w:val="24"/>
-              </w:rPr>
-            </w:pPr>
-            <w:r>
-              <w:rPr>
-                <w:sz w:val="24"/>
-              </w:rPr>
-              <w:t>{{description}}</w:t>
-            </w:r>
-          </w:p>
-        </w:tc>
-        <w:tc>
-          <w:tcPr>
-            <w:tcW w:w="630" w:type="dxa"/>
-            <w:tcBorders>
-              <w:top w:val="single" w:sz="7" w:space="0" w:color="000000"/>
-              <w:left w:val="single" w:sz="7" w:space="0" w:color="000000"/>
-              <w:bottom w:val="single" w:sz="7" w:space="0" w:color="000000"/>
-              <w:right w:val="single" w:sz="7" w:space="0" w:color="000000"/>
-            </w:tcBorders>
-            <w:vAlign w:val="center"/>
-          </w:tcPr>
-          <w:p>
-            <w:pPr>
-              <w:spacing w:after="0" w:line="259" w:lineRule="auto"/>
-              <w:ind w:left="0" w:firstLine="0"/>
-              <w:jc w:val="right"/>
-              <w:rPr>
-                <w:sz w:val="24"/>
-              </w:rPr>
-            </w:pPr>
-            <w:r>
-              <w:rPr>
-                <w:color w:val="0000CC"/>
-                <w:sz w:val="24"/>
-              </w:rPr>
-              <w:t>1</w:t>
-            </w:r>
-          </w:p>
-        </w:tc>
-        <w:tc>
-          <w:tcPr>
-            <w:tcW w:w="1260" w:type="dxa"/>
-            <w:tcBorders>
-              <w:top w:val="single" w:sz="7" w:space="0" w:color="000000"/>
-              <w:left w:val="single" w:sz="7" w:space="0" w:color="000000"/>
-              <w:bottom w:val="single" w:sz="7" w:space="0" w:color="000000"/>
-              <w:right w:val="single" w:sz="7" w:space="0" w:color="000000"/>
-            </w:tcBorders>
-            <w:vAlign w:val="center"/>
-          </w:tcPr>
-          <w:p>
-            <w:pPr>
-              <w:spacing w:after="0" w:line="259" w:lineRule="auto"/>
-              <w:ind w:left="14" w:firstLine="0"/>
-              <w:rPr>
-                <w:sz w:val="24"/>
-              </w:rPr>
-            </w:pPr>
-            <w:r>
-              <w:rPr>
-                <w:color w:val="0000CC"/>
-                <w:spacing w:val="-2"/>
-                <w:sz w:val="24"/>
-              </w:rPr>
-              <w:t>{{price}}</w:t>
-            </w:r>
-          </w:p>
-        </w:tc>
-        <w:tc>
-          <w:tcPr>
-            <w:tcW w:w="1260" w:type="dxa"/>
-            <w:tcBorders>
-              <w:top w:val="single" w:sz="7" w:space="0" w:color="000000"/>
-              <w:left w:val="single" w:sz="7" w:space="0" w:color="000000"/>
-              <w:bottom w:val="single" w:sz="7" w:space="0" w:color="000000"/>
-              <w:right w:val="single" w:sz="7" w:space="0" w:color="000000"/>
-            </w:tcBorders>
-            <w:vAlign w:val="center"/>
-          </w:tcPr>
-          <w:p>
-            <w:pPr>
-              <w:pStyle w:val="TableParagraph"/>
-              <w:spacing w:before="5"/>
-              <w:rPr>
-                <w:sz w:val="24"/>
-                <w:szCs w:val="24"/>
-              </w:rPr>
-            </w:pPr>
-          </w:p>
-          <w:p>
-            <w:pPr>
-              <w:spacing w:after="0" w:line="259" w:lineRule="auto"/>
-              <w:ind w:firstLine="0"/>
-              <w:rPr>
-                <w:sz w:val="24"/>
-              </w:rPr>
-            </w:pPr>
-            <w:r>
-              <w:rPr>
-                <w:color w:val="0000CC"/>
-                <w:spacing w:val="-2"/>
-                <w:sz w:val="24"/>
-              </w:rPr>
-              <w:t>{{price}}</w:t>
-            </w:r>
-          </w:p>
-        </w:tc>
-        <w:tc>
-          <w:tcPr>
-            <w:tcW w:w="1350" w:type="dxa"/>
-            <w:tcBorders>
-              <w:top w:val="single" w:sz="7" w:space="0" w:color="000000"/>
-              <w:left w:val="single" w:sz="7" w:space="0" w:color="000000"/>
-              <w:bottom w:val="single" w:sz="7" w:space="0" w:color="000000"/>
-              <w:right w:val="single" w:sz="7" w:space="0" w:color="000000"/>
-            </w:tcBorders>
-            <w:vAlign w:val="center"/>
-          </w:tcPr>
-          <w:p>
-            <w:pPr>
-              <w:spacing w:line="259" w:lineRule="auto"/>
-              <w:ind w:left="0" w:right="2" w:firstLine="0"/>
+              <w:ind w:left="0" w:right="43" w:firstLine="0"/>
               <w:jc w:val="center"/>
-            </w:pPr>
-            <w:r>
-              <w:t>{{</w:t>
-            </w:r>
-            <w:r>
-              <w:t>chassis</w:t>
-            </w:r>
-            <w:r>
-              <w:t>}}</w:t>
-            </w:r>
-          </w:p>
-        </w:tc>
-        <w:tc>
-          <w:tcPr>
-            <w:tcW w:w="1350" w:type="dxa"/>
-            <w:tcBorders>
-              <w:top w:val="single" w:sz="7" w:space="0" w:color="000000"/>
-              <w:left w:val="single" w:sz="7" w:space="0" w:color="000000"/>
-              <w:bottom w:val="single" w:sz="7" w:space="0" w:color="000000"/>
-              <w:right w:val="single" w:sz="7" w:space="0" w:color="000000"/>
-            </w:tcBorders>
-            <w:vAlign w:val="center"/>
-          </w:tcPr>
-          <w:p>
-            <w:pPr>
-              <w:spacing w:after="0" w:line="259" w:lineRule="auto"/>
-              <w:ind w:left="0" w:firstLine="0"/>
-              <w:jc w:val="center"/>
-              <w:rPr>
-                <w:sz w:val="24"/>
-              </w:rPr>
-            </w:pPr>
-            <w:r>
-              <w:t>{{engine}}</w:t>
-            </w:r>
-          </w:p>
-        </w:tc>
-        <w:tc>
-          <w:tcPr>
-            <w:tcW w:w="2016" w:type="dxa"/>
-            <w:tcBorders>
-              <w:top w:val="single" w:sz="7" w:space="0" w:color="000000"/>
-              <w:left w:val="single" w:sz="7" w:space="0" w:color="000000"/>
-              <w:bottom w:val="single" w:sz="7" w:space="0" w:color="000000"/>
-              <w:right w:val="single" w:sz="7" w:space="0" w:color="000000"/>
-            </w:tcBorders>
-            <w:vAlign w:val="center"/>
-          </w:tcPr>
-          <w:p>
-            <w:pPr>
-              <w:spacing w:after="0" w:line="259" w:lineRule="auto"/>
-              <w:ind w:left="0" w:right="43" w:firstLine="0"/>
-              <w:rPr>
-                <w:sz w:val="24"/>
-              </w:rPr>
-            </w:pPr>
-            <w:r>
-              <w:rPr>
-                <w:sz w:val="24"/>
+              <w:rPr>
+                <w:sz w:val="16"/>
+                <w:szCs w:val="16"/>
+              </w:rPr>
+            </w:pPr>
+            <w:r>
+              <w:rPr>
+                <w:sz w:val="16"/>
+                <w:szCs w:val="16"/>
               </w:rPr>
               <w:t>{{importDossier}}</w:t>
             </w:r>
@@ -1637,7 +1672,7 @@
         </w:trPr>
         <w:tc>
           <w:tcPr>
-            <w:tcW w:w="3150" w:type="dxa"/>
+            <w:tcW w:w="3330" w:type="dxa"/>
             <w:gridSpan w:val="3"/>
             <w:tcBorders>
               <w:top w:val="single" w:sz="7" w:space="0" w:color="000000"/>
@@ -1667,7 +1702,7 @@
         </w:tc>
         <w:tc>
           <w:tcPr>
-            <w:tcW w:w="2520" w:type="dxa"/>
+            <w:tcW w:w="2430" w:type="dxa"/>
             <w:gridSpan w:val="2"/>
             <w:tcBorders>
               <w:top w:val="single" w:sz="7" w:space="0" w:color="000000"/>
@@ -1696,7 +1731,7 @@
         </w:tc>
         <w:tc>
           <w:tcPr>
-            <w:tcW w:w="1350" w:type="dxa"/>
+            <w:tcW w:w="1440" w:type="dxa"/>
             <w:tcBorders>
               <w:top w:val="single" w:sz="7" w:space="0" w:color="000000"/>
               <w:left w:val="single" w:sz="7" w:space="0" w:color="000000"/>
@@ -1717,7 +1752,7 @@
         </w:tc>
         <w:tc>
           <w:tcPr>
-            <w:tcW w:w="1350" w:type="dxa"/>
+            <w:tcW w:w="1800" w:type="dxa"/>
             <w:tcBorders>
               <w:top w:val="single" w:sz="7" w:space="0" w:color="000000"/>
               <w:left w:val="single" w:sz="7" w:space="0" w:color="000000"/>
@@ -1738,7 +1773,7 @@
         </w:tc>
         <w:tc>
           <w:tcPr>
-            <w:tcW w:w="2016" w:type="dxa"/>
+            <w:tcW w:w="1530" w:type="dxa"/>
             <w:tcBorders>
               <w:top w:val="single" w:sz="7" w:space="0" w:color="000000"/>
               <w:left w:val="single" w:sz="7" w:space="0" w:color="000000"/>
@@ -1761,50 +1796,57 @@
     </w:tbl>
     <w:p>
       <w:pPr>
-        <w:spacing w:after="293"/>
-        <w:ind w:left="-5"/>
-        <w:rPr>
-          <w:sz w:val="24"/>
-        </w:rPr>
-      </w:pPr>
-      <w:r>
-        <w:rPr>
-          <w:sz w:val="24"/>
-        </w:rPr>
-        <w:t>#NAME?</w:t>
-      </w:r>
-    </w:p>
-    <w:p>
-      <w:pPr>
         <w:spacing w:after="90"/>
-        <w:ind w:left="-5"/>
-        <w:rPr>
-          <w:sz w:val="24"/>
-        </w:rPr>
-      </w:pPr>
-      <w:r>
-        <w:rPr>
-          <w:sz w:val="24"/>
+        <w:ind w:left="0" w:firstLine="0"/>
+        <w:rPr>
+          <w:sz w:val="22"/>
+          <w:szCs w:val="22"/>
+        </w:rPr>
+      </w:pPr>
+      <w:r>
+        <w:rPr>
+          <w:sz w:val="22"/>
+          <w:szCs w:val="22"/>
+        </w:rPr>
+        <w:t>Tổng giá trị thuế chấp đã hình thành là: {{TONG}} (Bằng chữ: {{TONG_TEXT}})</w:t>
+      </w:r>
+    </w:p>
+    <w:p>
+      <w:pPr>
+        <w:spacing w:after="90"/>
+        <w:ind w:left="0" w:firstLine="0"/>
+        <w:rPr>
+          <w:sz w:val="22"/>
+          <w:szCs w:val="22"/>
+        </w:rPr>
+      </w:pPr>
+      <w:r>
+        <w:rPr>
+          <w:sz w:val="22"/>
+          <w:szCs w:val="22"/>
         </w:rPr>
         <w:t xml:space="preserve">Các tài sản khác hình thành trong tương lai (nếu có) theo </w:t>
       </w:r>
       <w:r>
         <w:rPr>
           <w:color w:val="EE0000"/>
-          <w:sz w:val="24"/>
+          <w:sz w:val="22"/>
+          <w:szCs w:val="22"/>
         </w:rPr>
         <w:t xml:space="preserve">HĐTC </w:t>
       </w:r>
       <w:r>
         <w:rPr>
           <w:color w:val="EE0000"/>
-          <w:sz w:val="24"/>
+          <w:sz w:val="22"/>
+          <w:szCs w:val="22"/>
         </w:rPr>
         <w:t xml:space="preserve">{{HDBD}} </w:t>
       </w:r>
       <w:r>
         <w:rPr>
-          <w:sz w:val="24"/>
+          <w:sz w:val="22"/>
+          <w:szCs w:val="22"/>
         </w:rPr>
         <w:t>nêu trên vẫn là tài sản thế chấp cho ngân hàng và sẽ đăng ký thế chấp khi ngân hàng nhận bộ hồ sơ xe.</w:t>
       </w:r>
@@ -1814,13 +1856,15 @@
         <w:spacing w:after="74" w:line="268" w:lineRule="auto"/>
         <w:ind w:left="-5"/>
         <w:rPr>
-          <w:sz w:val="24"/>
+          <w:sz w:val="22"/>
+          <w:szCs w:val="22"/>
         </w:rPr>
       </w:pPr>
       <w:r>
         <w:rPr>
           <w:b/>
-          <w:sz w:val="24"/>
+          <w:sz w:val="22"/>
+          <w:szCs w:val="22"/>
         </w:rPr>
         <w:t>Điều 2. Điều khoản thực hiện:</w:t>
       </w:r>
@@ -1829,62 +1873,77 @@
       <w:pPr>
         <w:spacing w:after="104"/>
         <w:rPr>
-          <w:sz w:val="24"/>
-        </w:rPr>
-      </w:pPr>
-      <w:r>
-        <w:rPr>
-          <w:sz w:val="24"/>
-        </w:rPr>
-        <w:t xml:space="preserve">1. </w:t>
-      </w:r>
-      <w:r>
-        <w:rPr>
-          <w:sz w:val="24"/>
-        </w:rPr>
-        <w:t>Văn bản này có hiệu lực kể từ ngày ký.</w:t>
+          <w:sz w:val="22"/>
+          <w:szCs w:val="22"/>
+        </w:rPr>
+      </w:pPr>
+      <w:r>
+        <w:rPr>
+          <w:sz w:val="22"/>
+          <w:szCs w:val="22"/>
+        </w:rPr>
+        <w:t>1. Văn bản này có hiệu lực kể từ ngày ký.</w:t>
       </w:r>
     </w:p>
     <w:p>
       <w:pPr>
         <w:spacing w:after="113"/>
         <w:rPr>
-          <w:sz w:val="24"/>
-        </w:rPr>
-      </w:pPr>
-      <w:r>
-        <w:rPr>
-          <w:sz w:val="24"/>
-        </w:rPr>
-        <w:t xml:space="preserve">2. </w:t>
-      </w:r>
-      <w:r>
-        <w:rPr>
-          <w:sz w:val="24"/>
-        </w:rPr>
-        <w:t xml:space="preserve">Ngoại trừ các điều khoản được sửa đổi, bổ sung tại Điều 1 Văn bản này, các điều khoản và nội dung khác của Hợp đồng thế chấp số </w:t>
-      </w:r>
-      <w:r>
-        <w:rPr>
-          <w:sz w:val="24"/>
+          <w:sz w:val="22"/>
+          <w:szCs w:val="22"/>
+        </w:rPr>
+      </w:pPr>
+      <w:r>
+        <w:rPr>
+          <w:sz w:val="22"/>
+          <w:szCs w:val="22"/>
+        </w:rPr>
+        <w:t xml:space="preserve">2. Ngoại trừ các điều khoản được sửa đổi, bổ sung tại Điều 1 Văn bản này, các điều khoản và nội dung khác của Hợp đồng thế chấp </w:t>
+      </w:r>
+      <w:r>
+        <w:rPr>
+          <w:color w:val="EE0000"/>
+          <w:sz w:val="22"/>
+          <w:szCs w:val="22"/>
+        </w:rPr>
+        <w:t>số</w:t>
+      </w:r>
+      <w:r>
+        <w:rPr>
+          <w:color w:val="EE0000"/>
+          <w:sz w:val="22"/>
+          <w:szCs w:val="22"/>
+        </w:rPr>
+        <w:t xml:space="preserve"> </w:t>
+      </w:r>
+      <w:r>
+        <w:rPr>
+          <w:color w:val="EE0000"/>
+          <w:sz w:val="22"/>
+          <w:szCs w:val="22"/>
         </w:rPr>
         <w:t xml:space="preserve">{{HDBD}} </w:t>
       </w:r>
       <w:r>
         <w:rPr>
-          <w:sz w:val="24"/>
+          <w:color w:val="EE0000"/>
+          <w:sz w:val="22"/>
+          <w:szCs w:val="22"/>
         </w:rPr>
         <w:t xml:space="preserve">ngày </w:t>
       </w:r>
       <w:r>
         <w:rPr>
-          <w:sz w:val="24"/>
+          <w:color w:val="EE0000"/>
+          <w:sz w:val="22"/>
+          <w:szCs w:val="22"/>
         </w:rPr>
         <w:t>{{HDBD_DATE}}</w:t>
       </w:r>
       <w:r>
         <w:rPr>
-          <w:sz w:val="24"/>
+          <w:sz w:val="22"/>
+          <w:szCs w:val="22"/>
         </w:rPr>
         <w:t xml:space="preserve"> là không thay đổi và vẫn giữ nguyên giá trị hiệu lực.</w:t>
       </w:r>
@@ -1894,42 +1953,37 @@
         <w:spacing w:after="127"/>
         <w:ind w:left="-5"/>
         <w:rPr>
-          <w:sz w:val="24"/>
-        </w:rPr>
-      </w:pPr>
-      <w:r>
-        <w:rPr>
-          <w:sz w:val="24"/>
-        </w:rPr>
-        <w:t xml:space="preserve">Các văn bản, hợp đồng đã dẫn chiếu đến điều khoản tại Hợp đồng thế chấp số </w:t>
-      </w:r>
-      <w:r>
-        <w:rPr>
-          <w:sz w:val="24"/>
-        </w:rPr>
-        <w:t xml:space="preserve">{{HDBD}} </w:t>
-      </w:r>
-      <w:r>
-        <w:rPr>
-          <w:sz w:val="24"/>
-        </w:rPr>
-        <w:t xml:space="preserve">ngày </w:t>
-      </w:r>
-      <w:r>
-        <w:rPr>
-          <w:sz w:val="24"/>
-        </w:rPr>
-        <w:t>{{HDBD_DATE}}</w:t>
-      </w:r>
-      <w:r>
-        <w:rPr>
-          <w:sz w:val="24"/>
-        </w:rPr>
-        <w:t xml:space="preserve"> </w:t>
-      </w:r>
-      <w:r>
-        <w:rPr>
-          <w:sz w:val="24"/>
+          <w:sz w:val="22"/>
+          <w:szCs w:val="22"/>
+        </w:rPr>
+      </w:pPr>
+      <w:r>
+        <w:rPr>
+          <w:sz w:val="22"/>
+          <w:szCs w:val="22"/>
+        </w:rPr>
+        <w:t xml:space="preserve">Các văn bản, hợp đồng đã dẫn chiếu đến điều khoản tại Hợp đồng thế chấp </w:t>
+      </w:r>
+      <w:r>
+        <w:rPr>
+          <w:color w:val="EE0000"/>
+          <w:sz w:val="22"/>
+          <w:szCs w:val="22"/>
+        </w:rPr>
+        <w:t xml:space="preserve">số </w:t>
+      </w:r>
+      <w:r>
+        <w:rPr>
+          <w:color w:val="EE0000"/>
+          <w:sz w:val="22"/>
+          <w:szCs w:val="22"/>
+        </w:rPr>
+        <w:t xml:space="preserve">{{HDBD}} ngày {{HDBD_DATE}} </w:t>
+      </w:r>
+      <w:r>
+        <w:rPr>
+          <w:sz w:val="22"/>
+          <w:szCs w:val="22"/>
         </w:rPr>
         <w:t>đã được sửa đổi, bổ sung theo Điều 1 Văn bản này được hiểu là dẫn chiếu đến điều khoản sửa đổi, bổ sung tương ứng.</w:t>
       </w:r>
@@ -1938,48 +1992,37 @@
       <w:pPr>
         <w:spacing w:after="101"/>
         <w:rPr>
-          <w:sz w:val="24"/>
-        </w:rPr>
-      </w:pPr>
-      <w:r>
-        <w:rPr>
-          <w:sz w:val="24"/>
-        </w:rPr>
-        <w:t xml:space="preserve">3. </w:t>
-      </w:r>
-      <w:r>
-        <w:rPr>
-          <w:sz w:val="24"/>
-        </w:rPr>
-        <w:t xml:space="preserve">Văn bản này là bộ phận kèm theo, không tách rời và có giá trị pháp lý theo Hợp đồng thế chấp số </w:t>
-      </w:r>
-      <w:r>
-        <w:rPr>
-          <w:sz w:val="24"/>
-        </w:rPr>
-        <w:t xml:space="preserve">{{HDBD}} </w:t>
-      </w:r>
-      <w:r>
-        <w:rPr>
-          <w:sz w:val="24"/>
-        </w:rPr>
-        <w:t xml:space="preserve">ngày </w:t>
-      </w:r>
-      <w:r>
-        <w:rPr>
-          <w:sz w:val="24"/>
-        </w:rPr>
-        <w:t>{{HDBD_DATE}}</w:t>
-      </w:r>
-      <w:r>
-        <w:rPr>
-          <w:sz w:val="24"/>
-        </w:rPr>
-        <w:t xml:space="preserve"> </w:t>
-      </w:r>
-      <w:r>
-        <w:rPr>
-          <w:sz w:val="24"/>
+          <w:sz w:val="22"/>
+          <w:szCs w:val="22"/>
+        </w:rPr>
+      </w:pPr>
+      <w:r>
+        <w:rPr>
+          <w:sz w:val="22"/>
+          <w:szCs w:val="22"/>
+        </w:rPr>
+        <w:t xml:space="preserve">3. Văn bản này là bộ phận kèm theo, không tách rời và có giá trị pháp lý theo Hợp đồng thế chấp </w:t>
+      </w:r>
+      <w:r>
+        <w:rPr>
+          <w:color w:val="EE0000"/>
+          <w:sz w:val="22"/>
+          <w:szCs w:val="22"/>
+        </w:rPr>
+        <w:t xml:space="preserve">số </w:t>
+      </w:r>
+      <w:r>
+        <w:rPr>
+          <w:color w:val="EE0000"/>
+          <w:sz w:val="22"/>
+          <w:szCs w:val="22"/>
+        </w:rPr>
+        <w:t xml:space="preserve">{{HDBD}} ngày {{HDBD_DATE}} </w:t>
+      </w:r>
+      <w:r>
+        <w:rPr>
+          <w:sz w:val="22"/>
+          <w:szCs w:val="22"/>
         </w:rPr>
         <w:t>và các văn bản sửa đổi bổ sung kèm theo.</w:t>
       </w:r>
@@ -1988,76 +2031,69 @@
       <w:pPr>
         <w:spacing w:after="127"/>
         <w:rPr>
-          <w:sz w:val="24"/>
-        </w:rPr>
-      </w:pPr>
-      <w:r>
-        <w:rPr>
-          <w:sz w:val="24"/>
-        </w:rPr>
-        <w:t xml:space="preserve">4. </w:t>
-      </w:r>
-      <w:r>
-        <w:rPr>
-          <w:sz w:val="24"/>
-        </w:rPr>
-        <w:t xml:space="preserve">Các bên nghiêm túc tuân thủ, thực hiện các nội dung thỏa thuận Hợp đồng thế chấp số </w:t>
-      </w:r>
-      <w:r>
-        <w:rPr>
-          <w:sz w:val="24"/>
-        </w:rPr>
-        <w:t xml:space="preserve">{{HDBD}} </w:t>
-      </w:r>
-      <w:r>
-        <w:rPr>
-          <w:sz w:val="24"/>
-        </w:rPr>
-        <w:t xml:space="preserve">ngày </w:t>
-      </w:r>
-      <w:r>
-        <w:rPr>
-          <w:sz w:val="24"/>
-        </w:rPr>
-        <w:t>{{HDBD_DATE}}</w:t>
-      </w:r>
-      <w:r>
-        <w:rPr>
-          <w:sz w:val="24"/>
-        </w:rPr>
-        <w:t>, các văn bản sửa đổi bổ sung kèm theo và các nội dung được sửa đổi, bổ sung tại Văn bản này.</w:t>
+          <w:sz w:val="22"/>
+          <w:szCs w:val="22"/>
+        </w:rPr>
+      </w:pPr>
+      <w:r>
+        <w:rPr>
+          <w:sz w:val="22"/>
+          <w:szCs w:val="22"/>
+        </w:rPr>
+        <w:t xml:space="preserve">4. Các bên nghiêm túc tuân thủ, thực hiện các nội dung thỏa thuận Hợp đồng thế chấp số </w:t>
+      </w:r>
+      <w:r>
+        <w:rPr>
+          <w:color w:val="EE0000"/>
+          <w:sz w:val="22"/>
+          <w:szCs w:val="22"/>
+        </w:rPr>
+        <w:t>{{HDBD}} ngày {{HDBD_DATE}}</w:t>
+      </w:r>
+      <w:r>
+        <w:rPr>
+          <w:color w:val="EE0000"/>
+          <w:sz w:val="22"/>
+          <w:szCs w:val="22"/>
+        </w:rPr>
+        <w:t xml:space="preserve">, </w:t>
+      </w:r>
+      <w:r>
+        <w:rPr>
+          <w:sz w:val="22"/>
+          <w:szCs w:val="22"/>
+        </w:rPr>
+        <w:t>các văn bản sửa đổi bổ sung kèm theo và các nội dung được sửa đổi, bổ sung tại Văn bản này.</w:t>
       </w:r>
     </w:p>
     <w:p>
       <w:pPr>
         <w:spacing w:after="8" w:line="259" w:lineRule="auto"/>
         <w:rPr>
-          <w:sz w:val="24"/>
-        </w:rPr>
-      </w:pPr>
-      <w:r>
-        <w:rPr>
-          <w:sz w:val="24"/>
-        </w:rPr>
-        <w:t xml:space="preserve">5. </w:t>
-      </w:r>
-      <w:r>
-        <w:rPr>
-          <w:sz w:val="24"/>
-        </w:rPr>
-        <w:t>Văn bản này được lập thành 03 bản chính, có giá trị pháp lý như nhau: Ngân hàng giữ</w:t>
+          <w:sz w:val="22"/>
+          <w:szCs w:val="22"/>
+        </w:rPr>
+      </w:pPr>
+      <w:r>
+        <w:rPr>
+          <w:sz w:val="22"/>
+          <w:szCs w:val="22"/>
+        </w:rPr>
+        <w:t>5. Văn bản này được lập thành 03 bản chính, có giá trị pháp lý như nhau: Ngân hàng giữ</w:t>
       </w:r>
     </w:p>
     <w:p>
       <w:pPr>
         <w:ind w:left="-5"/>
         <w:rPr>
-          <w:sz w:val="24"/>
-        </w:rPr>
-      </w:pPr>
-      <w:r>
-        <w:rPr>
-          <w:sz w:val="24"/>
+          <w:sz w:val="22"/>
+          <w:szCs w:val="22"/>
+        </w:rPr>
+      </w:pPr>
+      <w:r>
+        <w:rPr>
+          <w:sz w:val="22"/>
+          <w:szCs w:val="22"/>
         </w:rPr>
         <w:t>02 bản, Bên thế chấp giữ 01 bản.</w:t>
       </w:r>
@@ -2067,35 +2103,17 @@
         <w:spacing w:after="121"/>
         <w:ind w:left="-15" w:firstLine="0"/>
         <w:rPr>
-          <w:sz w:val="24"/>
-        </w:rPr>
-      </w:pPr>
-      <w:r>
-        <w:rPr>
-          <w:sz w:val="24"/>
+          <w:sz w:val="22"/>
+          <w:szCs w:val="22"/>
+        </w:rPr>
+      </w:pPr>
+      <w:r>
+        <w:rPr>
+          <w:sz w:val="22"/>
+          <w:szCs w:val="22"/>
         </w:rPr>
         <w:t>Đại diện có thẩm quyền của hai bên, hiểu rõ các nội dung sửa đổi, bổ sung tại Văn bản này, và cùng nhau ký tên xác nhận dưới đây.</w:t>
       </w:r>
-    </w:p>
-    <w:p>
-      <w:pPr>
-        <w:spacing w:after="121"/>
-        <w:ind w:left="-15" w:firstLine="242"/>
-        <w:rPr>
-          <w:b/>
-          <w:sz w:val="24"/>
-        </w:rPr>
-      </w:pPr>
-    </w:p>
-    <w:p>
-      <w:pPr>
-        <w:spacing w:after="121"/>
-        <w:ind w:left="-15" w:firstLine="242"/>
-        <w:rPr>
-          <w:b/>
-          <w:sz w:val="24"/>
-        </w:rPr>
-      </w:pPr>
     </w:p>
     <w:tbl>
       <w:tblPr>
@@ -2136,7 +2154,6 @@
                 <w:b/>
                 <w:sz w:val="24"/>
               </w:rPr>
-              <w:lastRenderedPageBreak/>
               <w:t>ĐẠI DIỆN BÊN THẾ CHẤP</w:t>
             </w:r>
           </w:p>

--- a/src/main/resources/templates/NhapKho/phu-luc-hop-dong-thue-chap-hyndai.docx
+++ b/src/main/resources/templates/NhapKho/phu-luc-hop-dong-thue-chap-hyndai.docx
@@ -53,28 +53,52 @@
         <w:spacing w:after="114" w:line="259" w:lineRule="auto"/>
         <w:ind w:left="65" w:firstLine="0"/>
         <w:jc w:val="center"/>
-      </w:pPr>
-      <w:r>
         <w:rPr>
           <w:b/>
           <w:color w:val="0000FF"/>
         </w:rPr>
-        <w:t>Số:</w:t>
-      </w:r>
+      </w:pPr>
+      <w:proofErr w:type="gramStart"/>
       <w:r>
         <w:rPr>
           <w:b/>
           <w:color w:val="0000FF"/>
         </w:rPr>
-        <w:t>{{HDBD}}</w:t>
+        <w:t>Số:</w:t>
+      </w:r>
+      <w:r>
+        <w:rPr>
+          <w:rFonts w:ascii="Courier New" w:hAnsi="Courier New" w:cs="Courier New"/>
+          <w:color w:val="6AAB73"/>
+          <w:kern w:val="0"/>
+          <w:sz w:val="20"/>
+          <w:szCs w:val="20"/>
+          <w:lang w:eastAsia="en-US"/>
+          <w14:ligatures w14:val="none"/>
+        </w:rPr>
+        <w:t xml:space="preserve"> </w:t>
       </w:r>
       <w:r>
         <w:rPr>
           <w:b/>
           <w:color w:val="0000FF"/>
         </w:rPr>
-        <w:t xml:space="preserve"> ?</w:t>
-      </w:r>
+        <w:t>{{</w:t>
+      </w:r>
+      <w:proofErr w:type="gramEnd"/>
+      <w:r>
+        <w:rPr>
+          <w:b/>
+          <w:color w:val="0000FF"/>
+        </w:rPr>
+        <w:t>HDBDCT}}</w:t>
+      </w:r>
+    </w:p>
+    <w:p>
+      <w:pPr>
+        <w:spacing w:after="114" w:line="259" w:lineRule="auto"/>
+        <w:ind w:left="0" w:firstLine="0"/>
+      </w:pPr>
     </w:p>
     <w:p>
       <w:pPr>
@@ -89,8 +113,17 @@
           <w:sz w:val="22"/>
           <w:szCs w:val="22"/>
         </w:rPr>
-        <w:t>- Căn cứ các văn bản pháp luật có liên quan;</w:t>
-      </w:r>
+        <w:t xml:space="preserve">- Căn cứ các văn bản pháp luật có liên </w:t>
+      </w:r>
+      <w:proofErr w:type="gramStart"/>
+      <w:r>
+        <w:rPr>
+          <w:sz w:val="22"/>
+          <w:szCs w:val="22"/>
+        </w:rPr>
+        <w:t>quan;</w:t>
+      </w:r>
+      <w:proofErr w:type="gramEnd"/>
     </w:p>
     <w:p>
       <w:pPr>
@@ -167,8 +200,17 @@
           <w:sz w:val="22"/>
           <w:szCs w:val="22"/>
         </w:rPr>
-        <w:t>triển Việt Nam - Chi nhánh Đồng Tháp và các văn bản sửa đổi bổ sung kèm theo (nếu có);</w:t>
-      </w:r>
+        <w:t>triển Việt Nam - Chi nhánh Đồng Tháp và các văn bản sửa đổi bổ sung kèm theo (nếu có</w:t>
+      </w:r>
+      <w:proofErr w:type="gramStart"/>
+      <w:r>
+        <w:rPr>
+          <w:sz w:val="22"/>
+          <w:szCs w:val="22"/>
+        </w:rPr>
+        <w:t>);</w:t>
+      </w:r>
+      <w:proofErr w:type="gramEnd"/>
     </w:p>
     <w:p>
       <w:pPr>
@@ -431,12 +473,21 @@
                 <w:szCs w:val="22"/>
               </w:rPr>
             </w:pPr>
+            <w:proofErr w:type="gramStart"/>
             <w:r>
               <w:rPr>
                 <w:sz w:val="22"/>
                 <w:szCs w:val="22"/>
               </w:rPr>
-              <w:t>0277.3766668  Fax: 0277.3878778</w:t>
+              <w:t>0277.3766668  Fax</w:t>
+            </w:r>
+            <w:proofErr w:type="gramEnd"/>
+            <w:r>
+              <w:rPr>
+                <w:sz w:val="22"/>
+                <w:szCs w:val="22"/>
+              </w:rPr>
+              <w:t>: 0277.3878778</w:t>
             </w:r>
           </w:p>
           <w:p>
@@ -746,14 +797,46 @@
           <w:sz w:val="22"/>
           <w:szCs w:val="22"/>
         </w:rPr>
-        <w:t xml:space="preserve">                            .….</w:t>
-      </w:r>
-      <w:r>
-        <w:rPr>
-          <w:sz w:val="22"/>
-          <w:szCs w:val="22"/>
-        </w:rPr>
-        <w:t>…………………………….., chức vụ: Phó Giám đốc</w:t>
+        <w:t xml:space="preserve">                          </w:t>
+      </w:r>
+      <w:proofErr w:type="gramStart"/>
+      <w:r>
+        <w:rPr>
+          <w:sz w:val="22"/>
+          <w:szCs w:val="22"/>
+        </w:rPr>
+        <w:t xml:space="preserve">  .</w:t>
+      </w:r>
+      <w:proofErr w:type="gramEnd"/>
+      <w:r>
+        <w:rPr>
+          <w:sz w:val="22"/>
+          <w:szCs w:val="22"/>
+        </w:rPr>
+        <w:t>….</w:t>
+      </w:r>
+      <w:r>
+        <w:rPr>
+          <w:sz w:val="22"/>
+          <w:szCs w:val="22"/>
+        </w:rPr>
+        <w:t>…………………………</w:t>
+      </w:r>
+      <w:proofErr w:type="gramStart"/>
+      <w:r>
+        <w:rPr>
+          <w:sz w:val="22"/>
+          <w:szCs w:val="22"/>
+        </w:rPr>
+        <w:t>…..</w:t>
+      </w:r>
+      <w:proofErr w:type="gramEnd"/>
+      <w:r>
+        <w:rPr>
+          <w:sz w:val="22"/>
+          <w:szCs w:val="22"/>
+        </w:rPr>
+        <w:t>, chức vụ: Phó Giám đốc</w:t>
       </w:r>
     </w:p>
     <w:p>
@@ -1287,6 +1370,7 @@
                 <w:b/>
                 <w:sz w:val="24"/>
               </w:rPr>
+              <w:lastRenderedPageBreak/>
               <w:t>Tài sản thế chấp bổ sung lần này</w:t>
             </w:r>
           </w:p>
@@ -1406,7 +1490,6 @@
                 <w:sz w:val="16"/>
                 <w:szCs w:val="16"/>
               </w:rPr>
-              <w:lastRenderedPageBreak/>
               <w:t>{{</w:t>
             </w:r>
             <w:r>
@@ -3208,7 +3291,6 @@
   <w:style w:type="character" w:default="1" w:styleId="DefaultParagraphFont">
     <w:name w:val="Default Paragraph Font"/>
     <w:uiPriority w:val="1"/>
-    <w:semiHidden/>
     <w:unhideWhenUsed/>
   </w:style>
   <w:style w:type="table" w:default="1" w:styleId="TableNormal">
